--- a/new-cv.docx
+++ b/new-cv.docx
@@ -118,26 +118,31 @@
         <w:t xml:space="preserve"> </w:t>
       </w:r>
       <w:r>
-        <w:tab/>
-      </w:r>
-      <w:r>
-        <w:tab/>
-      </w:r>
-      <w:r>
-        <w:tab/>
-      </w:r>
-      <w:r>
-        <w:tab/>
-      </w:r>
-      <w:r>
-        <w:tab/>
-        <w:t xml:space="preserve">            </w:t>
-      </w:r>
-      <w:r>
-        <w:t xml:space="preserve">                </w:t>
-      </w:r>
-      <w:r>
-        <w:t>Phone: +233 558 366 133</w:t>
+        <w:t xml:space="preserve">| </w:t>
+      </w:r>
+      <w:hyperlink r:id="rId10" w:history="1">
+        <w:r>
+          <w:rPr>
+            <w:rStyle w:val="Hyperlink"/>
+          </w:rPr>
+          <w:t>Scholar</w:t>
+        </w:r>
+      </w:hyperlink>
+      <w:r>
+        <w:tab/>
+      </w:r>
+      <w:r>
+        <w:tab/>
+      </w:r>
+      <w:r>
+        <w:tab/>
+      </w:r>
+      <w:r>
+        <w:tab/>
+      </w:r>
+      <w:r>
+        <w:tab/>
+        <w:t xml:space="preserve">            Phone: +233 558 366 133</w:t>
       </w:r>
     </w:p>
     <w:p>
@@ -566,7 +571,13 @@
         <w:tab/>
       </w:r>
       <w:r>
-        <w:t xml:space="preserve">Git, Postman, </w:t>
+        <w:t>Git, Postman,</w:t>
+      </w:r>
+      <w:r>
+        <w:t xml:space="preserve"> PostgreSQL,</w:t>
+      </w:r>
+      <w:r>
+        <w:t xml:space="preserve"> </w:t>
       </w:r>
       <w:proofErr w:type="spellStart"/>
       <w:r>
@@ -625,7 +636,10 @@
       </w:r>
       <w:proofErr w:type="spellEnd"/>
       <w:r>
-        <w:t>, Cursor</w:t>
+        <w:t>, C</w:t>
+      </w:r>
+      <w:r>
+        <w:t>odex</w:t>
       </w:r>
       <w:r>
         <w:t xml:space="preserve">, </w:t>
@@ -702,7 +716,7 @@
         </w:rPr>
         <w:t xml:space="preserve">Lead Software Engineer | </w:t>
       </w:r>
-      <w:hyperlink r:id="rId10" w:history="1">
+      <w:hyperlink r:id="rId11" w:history="1">
         <w:proofErr w:type="spellStart"/>
         <w:r>
           <w:rPr>
@@ -1101,703 +1115,7 @@
         </w:rPr>
         <w:t xml:space="preserve">| </w:t>
       </w:r>
-      <w:r>
-        <w:rPr>
-          <w:b/>
-          <w:bCs/>
-        </w:rPr>
-        <w:t>Link</w:t>
-      </w:r>
-      <w:r>
-        <w:rPr>
-          <w:b/>
-          <w:bCs/>
-        </w:rPr>
-        <w:t xml:space="preserve"> </w:t>
-      </w:r>
-      <w:r>
-        <w:rPr>
-          <w:b/>
-          <w:bCs/>
-        </w:rPr>
-        <w:tab/>
-      </w:r>
-      <w:r>
-        <w:rPr>
-          <w:b/>
-          <w:bCs/>
-        </w:rPr>
-        <w:tab/>
-      </w:r>
-      <w:r>
-        <w:rPr>
-          <w:b/>
-          <w:bCs/>
-        </w:rPr>
-        <w:tab/>
-      </w:r>
-      <w:r>
-        <w:rPr>
-          <w:b/>
-          <w:bCs/>
-        </w:rPr>
-        <w:tab/>
-      </w:r>
-      <w:r>
-        <w:rPr>
-          <w:b/>
-          <w:bCs/>
-        </w:rPr>
-        <w:t xml:space="preserve">          </w:t>
-      </w:r>
-      <w:r>
-        <w:rPr>
-          <w:b/>
-          <w:bCs/>
-        </w:rPr>
-        <w:t xml:space="preserve">  </w:t>
-      </w:r>
-      <w:r>
-        <w:rPr>
-          <w:b/>
-          <w:bCs/>
-        </w:rPr>
-        <w:t xml:space="preserve">                </w:t>
-      </w:r>
-      <w:r>
-        <w:rPr>
-          <w:b/>
-          <w:bCs/>
-        </w:rPr>
-        <w:t>Oct 2025</w:t>
-      </w:r>
-      <w:r>
-        <w:rPr>
-          <w:b/>
-          <w:bCs/>
-        </w:rPr>
-        <w:t xml:space="preserve"> </w:t>
-      </w:r>
-      <w:r>
-        <w:rPr>
-          <w:b/>
-          <w:bCs/>
-        </w:rPr>
-        <w:t xml:space="preserve">- </w:t>
-      </w:r>
-      <w:r>
-        <w:rPr>
-          <w:b/>
-          <w:bCs/>
-        </w:rPr>
-        <w:t>April</w:t>
-      </w:r>
-      <w:r>
-        <w:rPr>
-          <w:b/>
-          <w:bCs/>
-        </w:rPr>
-        <w:t xml:space="preserve"> 2026</w:t>
-      </w:r>
-    </w:p>
-    <w:p>
-      <w:pPr>
-        <w:pStyle w:val="ListParagraph"/>
-        <w:numPr>
-          <w:ilvl w:val="0"/>
-          <w:numId w:val="9"/>
-        </w:numPr>
-      </w:pPr>
-      <w:r>
-        <w:t>Built an offline-first</w:t>
-      </w:r>
-      <w:r>
-        <w:t xml:space="preserve"> national digital learning</w:t>
-      </w:r>
-      <w:r>
-        <w:t xml:space="preserve"> </w:t>
-      </w:r>
-      <w:r>
-        <w:t>platform for Liberia’s Ministry of Education</w:t>
-      </w:r>
-      <w:r>
-        <w:t>.</w:t>
-      </w:r>
-    </w:p>
-    <w:p>
-      <w:pPr>
-        <w:pStyle w:val="ListParagraph"/>
-        <w:numPr>
-          <w:ilvl w:val="0"/>
-          <w:numId w:val="9"/>
-        </w:numPr>
-      </w:pPr>
-      <w:r>
-        <w:t>System includes easy-to-deploy hardware ‘boxes’ deployable in low connectivity areas.</w:t>
-      </w:r>
-    </w:p>
-    <w:p>
-      <w:pPr>
-        <w:pStyle w:val="ListParagraph"/>
-        <w:numPr>
-          <w:ilvl w:val="0"/>
-          <w:numId w:val="9"/>
-        </w:numPr>
-        <w:spacing w:before="100" w:beforeAutospacing="1" w:after="100" w:afterAutospacing="1" w:line="240" w:lineRule="auto"/>
-        <w:rPr>
-          <w:rFonts w:ascii="Times New Roman" w:eastAsia="Times New Roman" w:hAnsi="Times New Roman" w:cs="Times New Roman"/>
-          <w:kern w:val="0"/>
-          <w:sz w:val="24"/>
-          <w:szCs w:val="24"/>
-          <w:lang w:eastAsia="en-GH"/>
-          <w14:ligatures w14:val="none"/>
-        </w:rPr>
-      </w:pPr>
-      <w:r>
-        <w:t xml:space="preserve">Automatic updation and </w:t>
-      </w:r>
-      <w:r>
-        <w:t>sync</w:t>
-      </w:r>
-      <w:r>
-        <w:t>hronization</w:t>
-      </w:r>
-      <w:r>
-        <w:t xml:space="preserve"> of educational content (videos, </w:t>
-      </w:r>
-      <w:r>
-        <w:t xml:space="preserve">Audio, </w:t>
-      </w:r>
-      <w:r>
-        <w:t>PDFs, etc.)</w:t>
-      </w:r>
-      <w:r>
-        <w:t>.</w:t>
-      </w:r>
-    </w:p>
-    <w:p>
-      <w:pPr>
-        <w:pStyle w:val="ListParagraph"/>
-        <w:numPr>
-          <w:ilvl w:val="0"/>
-          <w:numId w:val="9"/>
-        </w:numPr>
-        <w:spacing w:before="100" w:beforeAutospacing="1" w:after="100" w:afterAutospacing="1" w:line="240" w:lineRule="auto"/>
-        <w:rPr>
-          <w:rFonts w:ascii="Times New Roman" w:eastAsia="Times New Roman" w:hAnsi="Times New Roman" w:cs="Times New Roman"/>
-          <w:kern w:val="0"/>
-          <w:sz w:val="24"/>
-          <w:szCs w:val="24"/>
-          <w:lang w:eastAsia="en-GH"/>
-          <w14:ligatures w14:val="none"/>
-        </w:rPr>
-      </w:pPr>
-      <w:r>
-        <w:rPr>
-          <w:rFonts w:ascii="Times New Roman" w:eastAsia="Times New Roman" w:hAnsi="Times New Roman" w:cs="Times New Roman"/>
-          <w:kern w:val="0"/>
-          <w:sz w:val="24"/>
-          <w:szCs w:val="24"/>
-          <w:lang w:eastAsia="en-GH"/>
-          <w14:ligatures w14:val="none"/>
-        </w:rPr>
-        <w:t>Uses LLM to suggest and generate personalized lessons and assessments for learners</w:t>
-      </w:r>
-      <w:r>
-        <w:rPr>
-          <w:rFonts w:ascii="Times New Roman" w:eastAsia="Times New Roman" w:hAnsi="Times New Roman" w:cs="Times New Roman"/>
-          <w:kern w:val="0"/>
-          <w:sz w:val="24"/>
-          <w:szCs w:val="24"/>
-          <w:lang w:eastAsia="en-GH"/>
-          <w14:ligatures w14:val="none"/>
-        </w:rPr>
-        <w:t>.</w:t>
-      </w:r>
-    </w:p>
-    <w:p>
-      <w:pPr>
-        <w:spacing w:before="100" w:beforeAutospacing="1" w:after="0" w:line="240" w:lineRule="auto"/>
-        <w:rPr>
-          <w:rFonts w:ascii="Times New Roman" w:eastAsia="Times New Roman" w:hAnsi="Times New Roman" w:cs="Times New Roman"/>
-          <w:kern w:val="0"/>
-          <w:sz w:val="24"/>
-          <w:szCs w:val="24"/>
-          <w:lang w:eastAsia="en-GH"/>
-          <w14:ligatures w14:val="none"/>
-        </w:rPr>
-      </w:pPr>
-      <w:proofErr w:type="spellStart"/>
-      <w:r>
-        <w:rPr>
-          <w:rFonts w:ascii="Times New Roman" w:eastAsia="Times New Roman" w:hAnsi="Times New Roman" w:cs="Times New Roman"/>
-          <w:b/>
-          <w:bCs/>
-          <w:kern w:val="0"/>
-          <w:sz w:val="24"/>
-          <w:szCs w:val="24"/>
-          <w:lang w:eastAsia="en-GH"/>
-          <w14:ligatures w14:val="none"/>
-        </w:rPr>
-        <w:t>Synther</w:t>
-      </w:r>
-      <w:proofErr w:type="spellEnd"/>
-      <w:r>
-        <w:rPr>
-          <w:rFonts w:ascii="Times New Roman" w:eastAsia="Times New Roman" w:hAnsi="Times New Roman" w:cs="Times New Roman"/>
-          <w:b/>
-          <w:bCs/>
-          <w:kern w:val="0"/>
-          <w:sz w:val="24"/>
-          <w:szCs w:val="24"/>
-          <w:lang w:eastAsia="en-GH"/>
-          <w14:ligatures w14:val="none"/>
-        </w:rPr>
-        <w:t xml:space="preserve"> | Link</w:t>
-      </w:r>
-      <w:r>
-        <w:rPr>
-          <w:rFonts w:ascii="Times New Roman" w:eastAsia="Times New Roman" w:hAnsi="Times New Roman" w:cs="Times New Roman"/>
-          <w:b/>
-          <w:bCs/>
-          <w:kern w:val="0"/>
-          <w:sz w:val="24"/>
-          <w:szCs w:val="24"/>
-          <w:lang w:eastAsia="en-GH"/>
-          <w14:ligatures w14:val="none"/>
-        </w:rPr>
-        <w:tab/>
-      </w:r>
-      <w:r>
-        <w:rPr>
-          <w:rFonts w:ascii="Times New Roman" w:eastAsia="Times New Roman" w:hAnsi="Times New Roman" w:cs="Times New Roman"/>
-          <w:b/>
-          <w:bCs/>
-          <w:kern w:val="0"/>
-          <w:sz w:val="24"/>
-          <w:szCs w:val="24"/>
-          <w:lang w:eastAsia="en-GH"/>
-          <w14:ligatures w14:val="none"/>
-        </w:rPr>
-        <w:tab/>
-      </w:r>
-      <w:r>
-        <w:rPr>
-          <w:rFonts w:ascii="Times New Roman" w:eastAsia="Times New Roman" w:hAnsi="Times New Roman" w:cs="Times New Roman"/>
-          <w:b/>
-          <w:bCs/>
-          <w:kern w:val="0"/>
-          <w:sz w:val="24"/>
-          <w:szCs w:val="24"/>
-          <w:lang w:eastAsia="en-GH"/>
-          <w14:ligatures w14:val="none"/>
-        </w:rPr>
-        <w:tab/>
-      </w:r>
-      <w:r>
-        <w:rPr>
-          <w:rFonts w:ascii="Times New Roman" w:eastAsia="Times New Roman" w:hAnsi="Times New Roman" w:cs="Times New Roman"/>
-          <w:b/>
-          <w:bCs/>
-          <w:kern w:val="0"/>
-          <w:sz w:val="24"/>
-          <w:szCs w:val="24"/>
-          <w:lang w:eastAsia="en-GH"/>
-          <w14:ligatures w14:val="none"/>
-        </w:rPr>
-        <w:tab/>
-      </w:r>
-      <w:r>
-        <w:rPr>
-          <w:rFonts w:ascii="Times New Roman" w:eastAsia="Times New Roman" w:hAnsi="Times New Roman" w:cs="Times New Roman"/>
-          <w:b/>
-          <w:bCs/>
-          <w:kern w:val="0"/>
-          <w:sz w:val="24"/>
-          <w:szCs w:val="24"/>
-          <w:lang w:eastAsia="en-GH"/>
-          <w14:ligatures w14:val="none"/>
-        </w:rPr>
-        <w:tab/>
-      </w:r>
-      <w:r>
-        <w:rPr>
-          <w:rFonts w:ascii="Times New Roman" w:eastAsia="Times New Roman" w:hAnsi="Times New Roman" w:cs="Times New Roman"/>
-          <w:b/>
-          <w:bCs/>
-          <w:kern w:val="0"/>
-          <w:sz w:val="24"/>
-          <w:szCs w:val="24"/>
-          <w:lang w:eastAsia="en-GH"/>
-          <w14:ligatures w14:val="none"/>
-        </w:rPr>
-        <w:tab/>
-      </w:r>
-      <w:r>
-        <w:rPr>
-          <w:rFonts w:ascii="Times New Roman" w:eastAsia="Times New Roman" w:hAnsi="Times New Roman" w:cs="Times New Roman"/>
-          <w:b/>
-          <w:bCs/>
-          <w:kern w:val="0"/>
-          <w:sz w:val="24"/>
-          <w:szCs w:val="24"/>
-          <w:lang w:eastAsia="en-GH"/>
-          <w14:ligatures w14:val="none"/>
-        </w:rPr>
-        <w:tab/>
-      </w:r>
-      <w:r>
-        <w:rPr>
-          <w:rFonts w:ascii="Times New Roman" w:eastAsia="Times New Roman" w:hAnsi="Times New Roman" w:cs="Times New Roman"/>
-          <w:b/>
-          <w:bCs/>
-          <w:kern w:val="0"/>
-          <w:sz w:val="24"/>
-          <w:szCs w:val="24"/>
-          <w:lang w:eastAsia="en-GH"/>
-          <w14:ligatures w14:val="none"/>
-        </w:rPr>
-        <w:tab/>
-      </w:r>
-      <w:r>
-        <w:rPr>
-          <w:rFonts w:ascii="Times New Roman" w:eastAsia="Times New Roman" w:hAnsi="Times New Roman" w:cs="Times New Roman"/>
-          <w:b/>
-          <w:bCs/>
-          <w:kern w:val="0"/>
-          <w:sz w:val="24"/>
-          <w:szCs w:val="24"/>
-          <w:lang w:eastAsia="en-GH"/>
-          <w14:ligatures w14:val="none"/>
-        </w:rPr>
-        <w:tab/>
-      </w:r>
-      <w:r>
-        <w:rPr>
-          <w:rFonts w:ascii="Times New Roman" w:eastAsia="Times New Roman" w:hAnsi="Times New Roman" w:cs="Times New Roman"/>
-          <w:b/>
-          <w:bCs/>
-          <w:kern w:val="0"/>
-          <w:sz w:val="24"/>
-          <w:szCs w:val="24"/>
-          <w:lang w:eastAsia="en-GH"/>
-          <w14:ligatures w14:val="none"/>
-        </w:rPr>
-        <w:tab/>
-        <w:t>April 2026</w:t>
-      </w:r>
-    </w:p>
-    <w:p>
-      <w:pPr>
-        <w:pStyle w:val="ListParagraph"/>
-        <w:numPr>
-          <w:ilvl w:val="0"/>
-          <w:numId w:val="12"/>
-        </w:numPr>
-        <w:spacing w:after="100" w:afterAutospacing="1" w:line="240" w:lineRule="auto"/>
-        <w:rPr>
-          <w:rFonts w:ascii="Times New Roman" w:eastAsia="Times New Roman" w:hAnsi="Times New Roman" w:cs="Times New Roman"/>
-          <w:kern w:val="0"/>
-          <w:sz w:val="24"/>
-          <w:szCs w:val="24"/>
-          <w:lang w:eastAsia="en-GH"/>
-          <w14:ligatures w14:val="none"/>
-        </w:rPr>
-      </w:pPr>
-      <w:r>
-        <w:rPr>
-          <w:rFonts w:ascii="Times New Roman" w:eastAsia="Times New Roman" w:hAnsi="Times New Roman" w:cs="Times New Roman"/>
-          <w:kern w:val="0"/>
-          <w:sz w:val="24"/>
-          <w:szCs w:val="24"/>
-          <w:lang w:eastAsia="en-GH"/>
-          <w14:ligatures w14:val="none"/>
-        </w:rPr>
-        <w:t xml:space="preserve">A synthetic data generation tool for generating highly configurable </w:t>
-      </w:r>
-      <w:r>
-        <w:rPr>
-          <w:rFonts w:ascii="Times New Roman" w:eastAsia="Times New Roman" w:hAnsi="Times New Roman" w:cs="Times New Roman"/>
-          <w:kern w:val="0"/>
-          <w:sz w:val="24"/>
-          <w:szCs w:val="24"/>
-          <w:lang w:eastAsia="en-GH"/>
-          <w14:ligatures w14:val="none"/>
-        </w:rPr>
-        <w:t>datasets</w:t>
-      </w:r>
-    </w:p>
-    <w:p>
-      <w:pPr>
-        <w:pStyle w:val="ListParagraph"/>
-        <w:numPr>
-          <w:ilvl w:val="0"/>
-          <w:numId w:val="12"/>
-        </w:numPr>
-        <w:spacing w:after="100" w:afterAutospacing="1" w:line="240" w:lineRule="auto"/>
-        <w:rPr>
-          <w:rFonts w:ascii="Times New Roman" w:eastAsia="Times New Roman" w:hAnsi="Times New Roman" w:cs="Times New Roman"/>
-          <w:kern w:val="0"/>
-          <w:sz w:val="24"/>
-          <w:szCs w:val="24"/>
-          <w:lang w:eastAsia="en-GH"/>
-          <w14:ligatures w14:val="none"/>
-        </w:rPr>
-      </w:pPr>
-      <w:r>
-        <w:rPr>
-          <w:rFonts w:ascii="Times New Roman" w:eastAsia="Times New Roman" w:hAnsi="Times New Roman" w:cs="Times New Roman"/>
-          <w:kern w:val="0"/>
-          <w:sz w:val="24"/>
-          <w:szCs w:val="24"/>
-          <w:lang w:eastAsia="en-GH"/>
-          <w14:ligatures w14:val="none"/>
-        </w:rPr>
-        <w:t>Implemented Celery workers and Redis</w:t>
-      </w:r>
-      <w:r>
-        <w:rPr>
-          <w:rFonts w:ascii="Times New Roman" w:eastAsia="Times New Roman" w:hAnsi="Times New Roman" w:cs="Times New Roman"/>
-          <w:kern w:val="0"/>
-          <w:sz w:val="24"/>
-          <w:szCs w:val="24"/>
-          <w:lang w:eastAsia="en-GH"/>
-          <w14:ligatures w14:val="none"/>
-        </w:rPr>
-        <w:t xml:space="preserve"> </w:t>
-      </w:r>
-      <w:r>
-        <w:rPr>
-          <w:rFonts w:ascii="Times New Roman" w:eastAsia="Times New Roman" w:hAnsi="Times New Roman" w:cs="Times New Roman"/>
-          <w:kern w:val="0"/>
-          <w:sz w:val="24"/>
-          <w:szCs w:val="24"/>
-          <w:lang w:eastAsia="en-GH"/>
-          <w14:ligatures w14:val="none"/>
-        </w:rPr>
-        <w:t>for scalable background generation and live progress.</w:t>
-      </w:r>
-    </w:p>
-    <w:p>
-      <w:pPr>
-        <w:pStyle w:val="ListParagraph"/>
-        <w:numPr>
-          <w:ilvl w:val="0"/>
-          <w:numId w:val="12"/>
-        </w:numPr>
-        <w:spacing w:after="100" w:afterAutospacing="1" w:line="240" w:lineRule="auto"/>
-        <w:rPr>
-          <w:rFonts w:ascii="Times New Roman" w:eastAsia="Times New Roman" w:hAnsi="Times New Roman" w:cs="Times New Roman"/>
-          <w:kern w:val="0"/>
-          <w:sz w:val="24"/>
-          <w:szCs w:val="24"/>
-          <w:lang w:eastAsia="en-GH"/>
-          <w14:ligatures w14:val="none"/>
-        </w:rPr>
-      </w:pPr>
-      <w:r>
-        <w:rPr>
-          <w:rFonts w:ascii="Times New Roman" w:eastAsia="Times New Roman" w:hAnsi="Times New Roman" w:cs="Times New Roman"/>
-          <w:kern w:val="0"/>
-          <w:sz w:val="24"/>
-          <w:szCs w:val="24"/>
-          <w:lang w:eastAsia="en-GH"/>
-          <w14:ligatures w14:val="none"/>
-        </w:rPr>
-        <w:t xml:space="preserve">Designed </w:t>
-      </w:r>
-      <w:r>
-        <w:rPr>
-          <w:rFonts w:ascii="Times New Roman" w:eastAsia="Times New Roman" w:hAnsi="Times New Roman" w:cs="Times New Roman"/>
-          <w:kern w:val="0"/>
-          <w:sz w:val="24"/>
-          <w:szCs w:val="24"/>
-          <w:lang w:eastAsia="en-GH"/>
-          <w14:ligatures w14:val="none"/>
-        </w:rPr>
-        <w:t xml:space="preserve">an </w:t>
-      </w:r>
-      <w:r>
-        <w:rPr>
-          <w:rFonts w:ascii="Times New Roman" w:eastAsia="Times New Roman" w:hAnsi="Times New Roman" w:cs="Times New Roman"/>
-          <w:kern w:val="0"/>
-          <w:sz w:val="24"/>
-          <w:szCs w:val="24"/>
-          <w:lang w:eastAsia="en-GH"/>
-          <w14:ligatures w14:val="none"/>
-        </w:rPr>
-        <w:t xml:space="preserve">intuitive wizard with datatype-aware fields, </w:t>
-      </w:r>
-      <w:r>
-        <w:rPr>
-          <w:rFonts w:ascii="Times New Roman" w:eastAsia="Times New Roman" w:hAnsi="Times New Roman" w:cs="Times New Roman"/>
-          <w:kern w:val="0"/>
-          <w:sz w:val="24"/>
-          <w:szCs w:val="24"/>
-          <w:lang w:eastAsia="en-GH"/>
-          <w14:ligatures w14:val="none"/>
-        </w:rPr>
-        <w:t xml:space="preserve">options, </w:t>
-      </w:r>
-      <w:r>
-        <w:rPr>
-          <w:rFonts w:ascii="Times New Roman" w:eastAsia="Times New Roman" w:hAnsi="Times New Roman" w:cs="Times New Roman"/>
-          <w:kern w:val="0"/>
-          <w:sz w:val="24"/>
-          <w:szCs w:val="24"/>
-          <w:lang w:eastAsia="en-GH"/>
-          <w14:ligatures w14:val="none"/>
-        </w:rPr>
-        <w:t>and downloads.</w:t>
-      </w:r>
-    </w:p>
-    <w:p>
-      <w:pPr>
-        <w:pStyle w:val="ListParagraph"/>
-        <w:numPr>
-          <w:ilvl w:val="0"/>
-          <w:numId w:val="12"/>
-        </w:numPr>
-        <w:spacing w:after="100" w:afterAutospacing="1" w:line="240" w:lineRule="auto"/>
-        <w:rPr>
-          <w:rFonts w:ascii="Times New Roman" w:eastAsia="Times New Roman" w:hAnsi="Times New Roman" w:cs="Times New Roman"/>
-          <w:kern w:val="0"/>
-          <w:sz w:val="24"/>
-          <w:szCs w:val="24"/>
-          <w:lang w:eastAsia="en-GH"/>
-          <w14:ligatures w14:val="none"/>
-        </w:rPr>
-      </w:pPr>
-      <w:r>
-        <w:rPr>
-          <w:rFonts w:ascii="Times New Roman" w:eastAsia="Times New Roman" w:hAnsi="Times New Roman" w:cs="Times New Roman"/>
-          <w:kern w:val="0"/>
-          <w:sz w:val="24"/>
-          <w:szCs w:val="24"/>
-          <w:lang w:eastAsia="en-GH"/>
-          <w14:ligatures w14:val="none"/>
-        </w:rPr>
-        <w:t xml:space="preserve">Ensured data fidelity with </w:t>
-      </w:r>
-      <w:proofErr w:type="spellStart"/>
-      <w:r>
-        <w:rPr>
-          <w:rFonts w:ascii="Times New Roman" w:eastAsia="Times New Roman" w:hAnsi="Times New Roman" w:cs="Times New Roman"/>
-          <w:kern w:val="0"/>
-          <w:sz w:val="24"/>
-          <w:szCs w:val="24"/>
-          <w:lang w:eastAsia="en-GH"/>
-          <w14:ligatures w14:val="none"/>
-        </w:rPr>
-        <w:t>numpy</w:t>
-      </w:r>
-      <w:proofErr w:type="spellEnd"/>
-      <w:r>
-        <w:rPr>
-          <w:rFonts w:ascii="Times New Roman" w:eastAsia="Times New Roman" w:hAnsi="Times New Roman" w:cs="Times New Roman"/>
-          <w:kern w:val="0"/>
-          <w:sz w:val="24"/>
-          <w:szCs w:val="24"/>
-          <w:lang w:eastAsia="en-GH"/>
-          <w14:ligatures w14:val="none"/>
-        </w:rPr>
-        <w:t>/Faker-based generators,</w:t>
-      </w:r>
-      <w:r>
-        <w:rPr>
-          <w:rFonts w:ascii="Times New Roman" w:eastAsia="Times New Roman" w:hAnsi="Times New Roman" w:cs="Times New Roman"/>
-          <w:kern w:val="0"/>
-          <w:sz w:val="24"/>
-          <w:szCs w:val="24"/>
-          <w:lang w:eastAsia="en-GH"/>
-          <w14:ligatures w14:val="none"/>
-        </w:rPr>
-        <w:t xml:space="preserve"> and</w:t>
-      </w:r>
-      <w:r>
-        <w:rPr>
-          <w:rFonts w:ascii="Times New Roman" w:eastAsia="Times New Roman" w:hAnsi="Times New Roman" w:cs="Times New Roman"/>
-          <w:kern w:val="0"/>
-          <w:sz w:val="24"/>
-          <w:szCs w:val="24"/>
-          <w:lang w:eastAsia="en-GH"/>
-          <w14:ligatures w14:val="none"/>
-        </w:rPr>
-        <w:t xml:space="preserve"> deterministic seeding</w:t>
-      </w:r>
-      <w:r>
-        <w:rPr>
-          <w:rFonts w:ascii="Times New Roman" w:eastAsia="Times New Roman" w:hAnsi="Times New Roman" w:cs="Times New Roman"/>
-          <w:kern w:val="0"/>
-          <w:sz w:val="24"/>
-          <w:szCs w:val="24"/>
-          <w:lang w:eastAsia="en-GH"/>
-          <w14:ligatures w14:val="none"/>
-        </w:rPr>
-        <w:t>.</w:t>
-      </w:r>
-    </w:p>
-    <w:p>
-      <w:pPr>
-        <w:spacing w:after="0"/>
-        <w:rPr>
-          <w:b/>
-          <w:bCs/>
-        </w:rPr>
-      </w:pPr>
-      <w:r>
-        <w:rPr>
-          <w:b/>
-          <w:bCs/>
-        </w:rPr>
-        <w:lastRenderedPageBreak/>
-        <w:t xml:space="preserve">Nrf24 Firewall </w:t>
-      </w:r>
-      <w:proofErr w:type="spellStart"/>
-      <w:r>
-        <w:rPr>
-          <w:b/>
-          <w:bCs/>
-        </w:rPr>
-        <w:t>Full</w:t>
-      </w:r>
-      <w:r>
-        <w:rPr>
-          <w:b/>
-          <w:bCs/>
-        </w:rPr>
-        <w:t>S</w:t>
-      </w:r>
-      <w:r>
-        <w:rPr>
-          <w:b/>
-          <w:bCs/>
-        </w:rPr>
-        <w:t>tack</w:t>
-      </w:r>
-      <w:proofErr w:type="spellEnd"/>
-      <w:r>
-        <w:rPr>
-          <w:b/>
-          <w:bCs/>
-        </w:rPr>
-        <w:t xml:space="preserve"> </w:t>
-      </w:r>
-      <w:r>
-        <w:rPr>
-          <w:b/>
-          <w:bCs/>
-        </w:rPr>
-        <w:t>and Embedded</w:t>
-      </w:r>
-      <w:r>
-        <w:rPr>
-          <w:b/>
-          <w:bCs/>
-        </w:rPr>
-        <w:t xml:space="preserve"> | </w:t>
-      </w:r>
-      <w:hyperlink r:id="rId11" w:history="1">
+      <w:hyperlink r:id="rId12" w:history="1">
         <w:r>
           <w:rPr>
             <w:rStyle w:val="Hyperlink"/>
@@ -1812,6 +1130,1063 @@
           <w:b/>
           <w:bCs/>
         </w:rPr>
+        <w:t xml:space="preserve"> </w:t>
+      </w:r>
+      <w:r>
+        <w:rPr>
+          <w:b/>
+          <w:bCs/>
+        </w:rPr>
+        <w:tab/>
+      </w:r>
+      <w:r>
+        <w:rPr>
+          <w:b/>
+          <w:bCs/>
+        </w:rPr>
+        <w:tab/>
+      </w:r>
+      <w:r>
+        <w:rPr>
+          <w:b/>
+          <w:bCs/>
+        </w:rPr>
+        <w:tab/>
+      </w:r>
+      <w:r>
+        <w:rPr>
+          <w:b/>
+          <w:bCs/>
+        </w:rPr>
+        <w:tab/>
+      </w:r>
+      <w:r>
+        <w:rPr>
+          <w:b/>
+          <w:bCs/>
+        </w:rPr>
+        <w:t xml:space="preserve">          </w:t>
+      </w:r>
+      <w:r>
+        <w:rPr>
+          <w:b/>
+          <w:bCs/>
+        </w:rPr>
+        <w:t xml:space="preserve">  </w:t>
+      </w:r>
+      <w:r>
+        <w:rPr>
+          <w:b/>
+          <w:bCs/>
+        </w:rPr>
+        <w:t xml:space="preserve">                </w:t>
+      </w:r>
+      <w:r>
+        <w:rPr>
+          <w:b/>
+          <w:bCs/>
+        </w:rPr>
+        <w:t>Oct 2025</w:t>
+      </w:r>
+      <w:r>
+        <w:rPr>
+          <w:b/>
+          <w:bCs/>
+        </w:rPr>
+        <w:t xml:space="preserve"> </w:t>
+      </w:r>
+      <w:r>
+        <w:rPr>
+          <w:b/>
+          <w:bCs/>
+        </w:rPr>
+        <w:t xml:space="preserve">- </w:t>
+      </w:r>
+      <w:r>
+        <w:rPr>
+          <w:b/>
+          <w:bCs/>
+        </w:rPr>
+        <w:t>April</w:t>
+      </w:r>
+      <w:r>
+        <w:rPr>
+          <w:b/>
+          <w:bCs/>
+        </w:rPr>
+        <w:t xml:space="preserve"> 2026</w:t>
+      </w:r>
+    </w:p>
+    <w:p>
+      <w:pPr>
+        <w:pStyle w:val="ListParagraph"/>
+        <w:numPr>
+          <w:ilvl w:val="0"/>
+          <w:numId w:val="9"/>
+        </w:numPr>
+      </w:pPr>
+      <w:r>
+        <w:t>Built an offline-first</w:t>
+      </w:r>
+      <w:r>
+        <w:t xml:space="preserve"> national digital learning</w:t>
+      </w:r>
+      <w:r>
+        <w:t xml:space="preserve"> </w:t>
+      </w:r>
+      <w:r>
+        <w:t>platform for Liberia’s Ministry of Education</w:t>
+      </w:r>
+      <w:r>
+        <w:t>.</w:t>
+      </w:r>
+    </w:p>
+    <w:p>
+      <w:pPr>
+        <w:pStyle w:val="ListParagraph"/>
+        <w:numPr>
+          <w:ilvl w:val="0"/>
+          <w:numId w:val="9"/>
+        </w:numPr>
+      </w:pPr>
+      <w:r>
+        <w:t>System includes easy-to-deploy hardware ‘boxes’ deployable in low connectivity areas.</w:t>
+      </w:r>
+    </w:p>
+    <w:p>
+      <w:pPr>
+        <w:pStyle w:val="ListParagraph"/>
+        <w:numPr>
+          <w:ilvl w:val="0"/>
+          <w:numId w:val="9"/>
+        </w:numPr>
+        <w:spacing w:before="100" w:beforeAutospacing="1" w:after="100" w:afterAutospacing="1" w:line="240" w:lineRule="auto"/>
+        <w:rPr>
+          <w:rFonts w:ascii="Times New Roman" w:eastAsia="Times New Roman" w:hAnsi="Times New Roman" w:cs="Times New Roman"/>
+          <w:kern w:val="0"/>
+          <w:sz w:val="24"/>
+          <w:szCs w:val="24"/>
+          <w:lang w:eastAsia="en-GH"/>
+          <w14:ligatures w14:val="none"/>
+        </w:rPr>
+      </w:pPr>
+      <w:r>
+        <w:t xml:space="preserve">Automatic updation and </w:t>
+      </w:r>
+      <w:r>
+        <w:t>sync</w:t>
+      </w:r>
+      <w:r>
+        <w:t>hronization</w:t>
+      </w:r>
+      <w:r>
+        <w:t xml:space="preserve"> of educational content (videos, </w:t>
+      </w:r>
+      <w:r>
+        <w:t xml:space="preserve">Audio, </w:t>
+      </w:r>
+      <w:r>
+        <w:t>PDFs, etc.)</w:t>
+      </w:r>
+      <w:r>
+        <w:t>.</w:t>
+      </w:r>
+    </w:p>
+    <w:p>
+      <w:pPr>
+        <w:pStyle w:val="ListParagraph"/>
+        <w:numPr>
+          <w:ilvl w:val="0"/>
+          <w:numId w:val="9"/>
+        </w:numPr>
+        <w:spacing w:before="100" w:beforeAutospacing="1" w:after="100" w:afterAutospacing="1" w:line="240" w:lineRule="auto"/>
+        <w:rPr>
+          <w:rFonts w:ascii="Times New Roman" w:eastAsia="Times New Roman" w:hAnsi="Times New Roman" w:cs="Times New Roman"/>
+          <w:kern w:val="0"/>
+          <w:sz w:val="24"/>
+          <w:szCs w:val="24"/>
+          <w:lang w:eastAsia="en-GH"/>
+          <w14:ligatures w14:val="none"/>
+        </w:rPr>
+      </w:pPr>
+      <w:r>
+        <w:rPr>
+          <w:rFonts w:ascii="Times New Roman" w:eastAsia="Times New Roman" w:hAnsi="Times New Roman" w:cs="Times New Roman"/>
+          <w:kern w:val="0"/>
+          <w:sz w:val="24"/>
+          <w:szCs w:val="24"/>
+          <w:lang w:eastAsia="en-GH"/>
+          <w14:ligatures w14:val="none"/>
+        </w:rPr>
+        <w:t>Uses LLM to suggest and generate personalized lessons and assessments for learners</w:t>
+      </w:r>
+      <w:r>
+        <w:rPr>
+          <w:rFonts w:ascii="Times New Roman" w:eastAsia="Times New Roman" w:hAnsi="Times New Roman" w:cs="Times New Roman"/>
+          <w:kern w:val="0"/>
+          <w:sz w:val="24"/>
+          <w:szCs w:val="24"/>
+          <w:lang w:eastAsia="en-GH"/>
+          <w14:ligatures w14:val="none"/>
+        </w:rPr>
+        <w:t>.</w:t>
+      </w:r>
+    </w:p>
+    <w:p>
+      <w:pPr>
+        <w:spacing w:before="100" w:beforeAutospacing="1" w:after="0" w:line="240" w:lineRule="auto"/>
+        <w:rPr>
+          <w:rFonts w:ascii="Times New Roman" w:eastAsia="Times New Roman" w:hAnsi="Times New Roman" w:cs="Times New Roman"/>
+          <w:kern w:val="0"/>
+          <w:sz w:val="24"/>
+          <w:szCs w:val="24"/>
+          <w:lang w:eastAsia="en-GH"/>
+          <w14:ligatures w14:val="none"/>
+        </w:rPr>
+      </w:pPr>
+      <w:proofErr w:type="spellStart"/>
+      <w:r>
+        <w:rPr>
+          <w:rFonts w:ascii="Times New Roman" w:eastAsia="Times New Roman" w:hAnsi="Times New Roman" w:cs="Times New Roman"/>
+          <w:b/>
+          <w:bCs/>
+          <w:kern w:val="0"/>
+          <w:sz w:val="24"/>
+          <w:szCs w:val="24"/>
+          <w:lang w:eastAsia="en-GH"/>
+          <w14:ligatures w14:val="none"/>
+        </w:rPr>
+        <w:t>APanel</w:t>
+      </w:r>
+      <w:proofErr w:type="spellEnd"/>
+      <w:r>
+        <w:rPr>
+          <w:rFonts w:ascii="Times New Roman" w:eastAsia="Times New Roman" w:hAnsi="Times New Roman" w:cs="Times New Roman"/>
+          <w:b/>
+          <w:bCs/>
+          <w:kern w:val="0"/>
+          <w:sz w:val="24"/>
+          <w:szCs w:val="24"/>
+          <w:lang w:eastAsia="en-GH"/>
+          <w14:ligatures w14:val="none"/>
+        </w:rPr>
+        <w:t xml:space="preserve"> Cloud Deployment Platform</w:t>
+      </w:r>
+      <w:r>
+        <w:rPr>
+          <w:rFonts w:ascii="Times New Roman" w:eastAsia="Times New Roman" w:hAnsi="Times New Roman" w:cs="Times New Roman"/>
+          <w:b/>
+          <w:bCs/>
+          <w:kern w:val="0"/>
+          <w:sz w:val="24"/>
+          <w:szCs w:val="24"/>
+          <w:lang w:eastAsia="en-GH"/>
+          <w14:ligatures w14:val="none"/>
+        </w:rPr>
+        <w:t xml:space="preserve"> | </w:t>
+      </w:r>
+      <w:hyperlink r:id="rId13" w:history="1">
+        <w:r>
+          <w:rPr>
+            <w:rStyle w:val="Hyperlink"/>
+            <w:rFonts w:ascii="Times New Roman" w:eastAsia="Times New Roman" w:hAnsi="Times New Roman" w:cs="Times New Roman"/>
+            <w:b/>
+            <w:bCs/>
+            <w:kern w:val="0"/>
+            <w:sz w:val="24"/>
+            <w:szCs w:val="24"/>
+            <w:lang w:eastAsia="en-GH"/>
+            <w14:ligatures w14:val="none"/>
+          </w:rPr>
+          <w:t>Link</w:t>
+        </w:r>
+      </w:hyperlink>
+      <w:r>
+        <w:rPr>
+          <w:rFonts w:ascii="Times New Roman" w:eastAsia="Times New Roman" w:hAnsi="Times New Roman" w:cs="Times New Roman"/>
+          <w:b/>
+          <w:bCs/>
+          <w:kern w:val="0"/>
+          <w:sz w:val="24"/>
+          <w:szCs w:val="24"/>
+          <w:lang w:eastAsia="en-GH"/>
+          <w14:ligatures w14:val="none"/>
+        </w:rPr>
+        <w:tab/>
+      </w:r>
+      <w:r>
+        <w:rPr>
+          <w:rFonts w:ascii="Times New Roman" w:eastAsia="Times New Roman" w:hAnsi="Times New Roman" w:cs="Times New Roman"/>
+          <w:b/>
+          <w:bCs/>
+          <w:kern w:val="0"/>
+          <w:sz w:val="24"/>
+          <w:szCs w:val="24"/>
+          <w:lang w:eastAsia="en-GH"/>
+          <w14:ligatures w14:val="none"/>
+        </w:rPr>
+        <w:tab/>
+      </w:r>
+      <w:r>
+        <w:rPr>
+          <w:rFonts w:ascii="Times New Roman" w:eastAsia="Times New Roman" w:hAnsi="Times New Roman" w:cs="Times New Roman"/>
+          <w:b/>
+          <w:bCs/>
+          <w:kern w:val="0"/>
+          <w:sz w:val="24"/>
+          <w:szCs w:val="24"/>
+          <w:lang w:eastAsia="en-GH"/>
+          <w14:ligatures w14:val="none"/>
+        </w:rPr>
+        <w:tab/>
+      </w:r>
+      <w:r>
+        <w:rPr>
+          <w:rFonts w:ascii="Times New Roman" w:eastAsia="Times New Roman" w:hAnsi="Times New Roman" w:cs="Times New Roman"/>
+          <w:b/>
+          <w:bCs/>
+          <w:kern w:val="0"/>
+          <w:sz w:val="24"/>
+          <w:szCs w:val="24"/>
+          <w:lang w:eastAsia="en-GH"/>
+          <w14:ligatures w14:val="none"/>
+        </w:rPr>
+        <w:tab/>
+      </w:r>
+      <w:r>
+        <w:rPr>
+          <w:rFonts w:ascii="Times New Roman" w:eastAsia="Times New Roman" w:hAnsi="Times New Roman" w:cs="Times New Roman"/>
+          <w:b/>
+          <w:bCs/>
+          <w:kern w:val="0"/>
+          <w:sz w:val="24"/>
+          <w:szCs w:val="24"/>
+          <w:lang w:eastAsia="en-GH"/>
+          <w14:ligatures w14:val="none"/>
+        </w:rPr>
+        <w:tab/>
+      </w:r>
+      <w:r>
+        <w:rPr>
+          <w:rFonts w:ascii="Times New Roman" w:eastAsia="Times New Roman" w:hAnsi="Times New Roman" w:cs="Times New Roman"/>
+          <w:b/>
+          <w:bCs/>
+          <w:kern w:val="0"/>
+          <w:sz w:val="24"/>
+          <w:szCs w:val="24"/>
+          <w:lang w:eastAsia="en-GH"/>
+          <w14:ligatures w14:val="none"/>
+        </w:rPr>
+        <w:tab/>
+        <w:t>April 2026</w:t>
+      </w:r>
+    </w:p>
+    <w:p>
+      <w:pPr>
+        <w:pStyle w:val="ListParagraph"/>
+        <w:numPr>
+          <w:ilvl w:val="0"/>
+          <w:numId w:val="12"/>
+        </w:numPr>
+        <w:spacing w:after="100" w:afterAutospacing="1" w:line="240" w:lineRule="auto"/>
+        <w:rPr>
+          <w:rFonts w:ascii="Times New Roman" w:eastAsia="Times New Roman" w:hAnsi="Times New Roman" w:cs="Times New Roman"/>
+          <w:kern w:val="0"/>
+          <w:sz w:val="24"/>
+          <w:szCs w:val="24"/>
+          <w:lang w:eastAsia="en-GH"/>
+          <w14:ligatures w14:val="none"/>
+        </w:rPr>
+      </w:pPr>
+      <w:r>
+        <w:rPr>
+          <w:rFonts w:ascii="Times New Roman" w:eastAsia="Times New Roman" w:hAnsi="Times New Roman" w:cs="Times New Roman"/>
+          <w:kern w:val="0"/>
+          <w:sz w:val="24"/>
+          <w:szCs w:val="24"/>
+          <w:lang w:eastAsia="en-GH"/>
+          <w14:ligatures w14:val="none"/>
+        </w:rPr>
+        <w:t>Built a VPS deployment dashboard for apps, servers, env variables, pipelines, and live logs.</w:t>
+      </w:r>
+    </w:p>
+    <w:p>
+      <w:pPr>
+        <w:pStyle w:val="ListParagraph"/>
+        <w:numPr>
+          <w:ilvl w:val="0"/>
+          <w:numId w:val="12"/>
+        </w:numPr>
+        <w:spacing w:after="100" w:afterAutospacing="1" w:line="240" w:lineRule="auto"/>
+        <w:rPr>
+          <w:rFonts w:ascii="Times New Roman" w:eastAsia="Times New Roman" w:hAnsi="Times New Roman" w:cs="Times New Roman"/>
+          <w:kern w:val="0"/>
+          <w:sz w:val="24"/>
+          <w:szCs w:val="24"/>
+          <w:lang w:eastAsia="en-GH"/>
+          <w14:ligatures w14:val="none"/>
+        </w:rPr>
+      </w:pPr>
+      <w:r>
+        <w:rPr>
+          <w:rFonts w:ascii="Times New Roman" w:eastAsia="Times New Roman" w:hAnsi="Times New Roman" w:cs="Times New Roman"/>
+          <w:kern w:val="0"/>
+          <w:sz w:val="24"/>
+          <w:szCs w:val="24"/>
+          <w:lang w:eastAsia="en-GH"/>
+          <w14:ligatures w14:val="none"/>
+        </w:rPr>
+        <w:t>Added GitHub repo import, source uploads, OAuth callback, and server onboarding flows</w:t>
+      </w:r>
+      <w:r>
+        <w:rPr>
+          <w:rFonts w:ascii="Times New Roman" w:eastAsia="Times New Roman" w:hAnsi="Times New Roman" w:cs="Times New Roman"/>
+          <w:kern w:val="0"/>
+          <w:sz w:val="24"/>
+          <w:szCs w:val="24"/>
+          <w:lang w:eastAsia="en-GH"/>
+          <w14:ligatures w14:val="none"/>
+        </w:rPr>
+        <w:t>.</w:t>
+      </w:r>
+    </w:p>
+    <w:p>
+      <w:pPr>
+        <w:pStyle w:val="ListParagraph"/>
+        <w:numPr>
+          <w:ilvl w:val="0"/>
+          <w:numId w:val="12"/>
+        </w:numPr>
+        <w:spacing w:after="100" w:afterAutospacing="1" w:line="240" w:lineRule="auto"/>
+        <w:rPr>
+          <w:rFonts w:ascii="Times New Roman" w:eastAsia="Times New Roman" w:hAnsi="Times New Roman" w:cs="Times New Roman"/>
+          <w:kern w:val="0"/>
+          <w:sz w:val="24"/>
+          <w:szCs w:val="24"/>
+          <w:lang w:eastAsia="en-GH"/>
+          <w14:ligatures w14:val="none"/>
+        </w:rPr>
+      </w:pPr>
+      <w:r>
+        <w:rPr>
+          <w:rFonts w:ascii="Times New Roman" w:eastAsia="Times New Roman" w:hAnsi="Times New Roman" w:cs="Times New Roman"/>
+          <w:kern w:val="0"/>
+          <w:sz w:val="24"/>
+          <w:szCs w:val="24"/>
+          <w:lang w:eastAsia="en-GH"/>
+          <w14:ligatures w14:val="none"/>
+        </w:rPr>
+        <w:t xml:space="preserve">Connected backend metrics, deployment log hydration, </w:t>
+      </w:r>
+      <w:r>
+        <w:rPr>
+          <w:rFonts w:ascii="Times New Roman" w:eastAsia="Times New Roman" w:hAnsi="Times New Roman" w:cs="Times New Roman"/>
+          <w:kern w:val="0"/>
+          <w:sz w:val="24"/>
+          <w:szCs w:val="24"/>
+          <w:lang w:eastAsia="en-GH"/>
+          <w14:ligatures w14:val="none"/>
+        </w:rPr>
+        <w:t xml:space="preserve">and </w:t>
+      </w:r>
+      <w:r>
+        <w:rPr>
+          <w:rFonts w:ascii="Times New Roman" w:eastAsia="Times New Roman" w:hAnsi="Times New Roman" w:cs="Times New Roman"/>
+          <w:kern w:val="0"/>
+          <w:sz w:val="24"/>
+          <w:szCs w:val="24"/>
+          <w:lang w:eastAsia="en-GH"/>
+          <w14:ligatures w14:val="none"/>
+        </w:rPr>
+        <w:t>WebSocket event ingestion</w:t>
+      </w:r>
+      <w:r>
+        <w:rPr>
+          <w:rFonts w:ascii="Times New Roman" w:eastAsia="Times New Roman" w:hAnsi="Times New Roman" w:cs="Times New Roman"/>
+          <w:kern w:val="0"/>
+          <w:sz w:val="24"/>
+          <w:szCs w:val="24"/>
+          <w:lang w:eastAsia="en-GH"/>
+          <w14:ligatures w14:val="none"/>
+        </w:rPr>
+        <w:t>.</w:t>
+      </w:r>
+    </w:p>
+    <w:p>
+      <w:pPr>
+        <w:pStyle w:val="ListParagraph"/>
+        <w:numPr>
+          <w:ilvl w:val="0"/>
+          <w:numId w:val="12"/>
+        </w:numPr>
+        <w:spacing w:after="100" w:afterAutospacing="1" w:line="240" w:lineRule="auto"/>
+        <w:rPr>
+          <w:rFonts w:ascii="Times New Roman" w:eastAsia="Times New Roman" w:hAnsi="Times New Roman" w:cs="Times New Roman"/>
+          <w:kern w:val="0"/>
+          <w:sz w:val="24"/>
+          <w:szCs w:val="24"/>
+          <w:lang w:eastAsia="en-GH"/>
+          <w14:ligatures w14:val="none"/>
+        </w:rPr>
+      </w:pPr>
+      <w:r>
+        <w:rPr>
+          <w:rFonts w:ascii="Times New Roman" w:eastAsia="Times New Roman" w:hAnsi="Times New Roman" w:cs="Times New Roman"/>
+          <w:kern w:val="0"/>
+          <w:sz w:val="24"/>
+          <w:szCs w:val="24"/>
+          <w:lang w:eastAsia="en-GH"/>
+          <w14:ligatures w14:val="none"/>
+        </w:rPr>
+        <w:t>Orchestrated</w:t>
+      </w:r>
+      <w:r>
+        <w:rPr>
+          <w:rFonts w:ascii="Times New Roman" w:eastAsia="Times New Roman" w:hAnsi="Times New Roman" w:cs="Times New Roman"/>
+          <w:kern w:val="0"/>
+          <w:sz w:val="24"/>
+          <w:szCs w:val="24"/>
+          <w:lang w:eastAsia="en-GH"/>
+          <w14:ligatures w14:val="none"/>
+        </w:rPr>
+        <w:t xml:space="preserve"> setup for packages, </w:t>
+      </w:r>
+      <w:r>
+        <w:rPr>
+          <w:rFonts w:ascii="Times New Roman" w:eastAsia="Times New Roman" w:hAnsi="Times New Roman" w:cs="Times New Roman"/>
+          <w:kern w:val="0"/>
+          <w:sz w:val="24"/>
+          <w:szCs w:val="24"/>
+          <w:lang w:eastAsia="en-GH"/>
+          <w14:ligatures w14:val="none"/>
+        </w:rPr>
+        <w:t>DB</w:t>
+      </w:r>
+      <w:r>
+        <w:rPr>
+          <w:rFonts w:ascii="Times New Roman" w:eastAsia="Times New Roman" w:hAnsi="Times New Roman" w:cs="Times New Roman"/>
+          <w:kern w:val="0"/>
+          <w:sz w:val="24"/>
+          <w:szCs w:val="24"/>
+          <w:lang w:eastAsia="en-GH"/>
+          <w14:ligatures w14:val="none"/>
+        </w:rPr>
+        <w:t>, domains, SSL, service restarts, and health checks</w:t>
+      </w:r>
+      <w:r>
+        <w:rPr>
+          <w:rFonts w:ascii="Times New Roman" w:eastAsia="Times New Roman" w:hAnsi="Times New Roman" w:cs="Times New Roman"/>
+          <w:kern w:val="0"/>
+          <w:sz w:val="24"/>
+          <w:szCs w:val="24"/>
+          <w:lang w:eastAsia="en-GH"/>
+          <w14:ligatures w14:val="none"/>
+        </w:rPr>
+        <w:t>.</w:t>
+      </w:r>
+    </w:p>
+    <w:p>
+      <w:pPr>
+        <w:spacing w:before="100" w:beforeAutospacing="1" w:after="0" w:line="240" w:lineRule="auto"/>
+        <w:rPr>
+          <w:rFonts w:ascii="Times New Roman" w:eastAsia="Times New Roman" w:hAnsi="Times New Roman" w:cs="Times New Roman"/>
+          <w:kern w:val="0"/>
+          <w:sz w:val="24"/>
+          <w:szCs w:val="24"/>
+          <w:lang w:eastAsia="en-GH"/>
+          <w14:ligatures w14:val="none"/>
+        </w:rPr>
+      </w:pPr>
+      <w:proofErr w:type="spellStart"/>
+      <w:r>
+        <w:rPr>
+          <w:rFonts w:ascii="Times New Roman" w:eastAsia="Times New Roman" w:hAnsi="Times New Roman" w:cs="Times New Roman"/>
+          <w:b/>
+          <w:bCs/>
+          <w:kern w:val="0"/>
+          <w:sz w:val="24"/>
+          <w:szCs w:val="24"/>
+          <w:lang w:eastAsia="en-GH"/>
+          <w14:ligatures w14:val="none"/>
+        </w:rPr>
+        <w:lastRenderedPageBreak/>
+        <w:t>Synther</w:t>
+      </w:r>
+      <w:proofErr w:type="spellEnd"/>
+      <w:r>
+        <w:rPr>
+          <w:rFonts w:ascii="Times New Roman" w:eastAsia="Times New Roman" w:hAnsi="Times New Roman" w:cs="Times New Roman"/>
+          <w:b/>
+          <w:bCs/>
+          <w:kern w:val="0"/>
+          <w:sz w:val="24"/>
+          <w:szCs w:val="24"/>
+          <w:lang w:eastAsia="en-GH"/>
+          <w14:ligatures w14:val="none"/>
+        </w:rPr>
+        <w:t xml:space="preserve"> | </w:t>
+      </w:r>
+      <w:hyperlink r:id="rId14" w:history="1">
+        <w:r>
+          <w:rPr>
+            <w:rStyle w:val="Hyperlink"/>
+            <w:rFonts w:ascii="Times New Roman" w:eastAsia="Times New Roman" w:hAnsi="Times New Roman" w:cs="Times New Roman"/>
+            <w:b/>
+            <w:bCs/>
+            <w:kern w:val="0"/>
+            <w:sz w:val="24"/>
+            <w:szCs w:val="24"/>
+            <w:lang w:eastAsia="en-GH"/>
+            <w14:ligatures w14:val="none"/>
+          </w:rPr>
+          <w:t>Link</w:t>
+        </w:r>
+      </w:hyperlink>
+      <w:r>
+        <w:rPr>
+          <w:rFonts w:ascii="Times New Roman" w:eastAsia="Times New Roman" w:hAnsi="Times New Roman" w:cs="Times New Roman"/>
+          <w:b/>
+          <w:bCs/>
+          <w:kern w:val="0"/>
+          <w:sz w:val="24"/>
+          <w:szCs w:val="24"/>
+          <w:lang w:eastAsia="en-GH"/>
+          <w14:ligatures w14:val="none"/>
+        </w:rPr>
+        <w:tab/>
+      </w:r>
+      <w:r>
+        <w:rPr>
+          <w:rFonts w:ascii="Times New Roman" w:eastAsia="Times New Roman" w:hAnsi="Times New Roman" w:cs="Times New Roman"/>
+          <w:b/>
+          <w:bCs/>
+          <w:kern w:val="0"/>
+          <w:sz w:val="24"/>
+          <w:szCs w:val="24"/>
+          <w:lang w:eastAsia="en-GH"/>
+          <w14:ligatures w14:val="none"/>
+        </w:rPr>
+        <w:tab/>
+      </w:r>
+      <w:r>
+        <w:rPr>
+          <w:rFonts w:ascii="Times New Roman" w:eastAsia="Times New Roman" w:hAnsi="Times New Roman" w:cs="Times New Roman"/>
+          <w:b/>
+          <w:bCs/>
+          <w:kern w:val="0"/>
+          <w:sz w:val="24"/>
+          <w:szCs w:val="24"/>
+          <w:lang w:eastAsia="en-GH"/>
+          <w14:ligatures w14:val="none"/>
+        </w:rPr>
+        <w:tab/>
+      </w:r>
+      <w:r>
+        <w:rPr>
+          <w:rFonts w:ascii="Times New Roman" w:eastAsia="Times New Roman" w:hAnsi="Times New Roman" w:cs="Times New Roman"/>
+          <w:b/>
+          <w:bCs/>
+          <w:kern w:val="0"/>
+          <w:sz w:val="24"/>
+          <w:szCs w:val="24"/>
+          <w:lang w:eastAsia="en-GH"/>
+          <w14:ligatures w14:val="none"/>
+        </w:rPr>
+        <w:tab/>
+      </w:r>
+      <w:r>
+        <w:rPr>
+          <w:rFonts w:ascii="Times New Roman" w:eastAsia="Times New Roman" w:hAnsi="Times New Roman" w:cs="Times New Roman"/>
+          <w:b/>
+          <w:bCs/>
+          <w:kern w:val="0"/>
+          <w:sz w:val="24"/>
+          <w:szCs w:val="24"/>
+          <w:lang w:eastAsia="en-GH"/>
+          <w14:ligatures w14:val="none"/>
+        </w:rPr>
+        <w:tab/>
+      </w:r>
+      <w:r>
+        <w:rPr>
+          <w:rFonts w:ascii="Times New Roman" w:eastAsia="Times New Roman" w:hAnsi="Times New Roman" w:cs="Times New Roman"/>
+          <w:b/>
+          <w:bCs/>
+          <w:kern w:val="0"/>
+          <w:sz w:val="24"/>
+          <w:szCs w:val="24"/>
+          <w:lang w:eastAsia="en-GH"/>
+          <w14:ligatures w14:val="none"/>
+        </w:rPr>
+        <w:tab/>
+      </w:r>
+      <w:r>
+        <w:rPr>
+          <w:rFonts w:ascii="Times New Roman" w:eastAsia="Times New Roman" w:hAnsi="Times New Roman" w:cs="Times New Roman"/>
+          <w:b/>
+          <w:bCs/>
+          <w:kern w:val="0"/>
+          <w:sz w:val="24"/>
+          <w:szCs w:val="24"/>
+          <w:lang w:eastAsia="en-GH"/>
+          <w14:ligatures w14:val="none"/>
+        </w:rPr>
+        <w:tab/>
+      </w:r>
+      <w:r>
+        <w:rPr>
+          <w:rFonts w:ascii="Times New Roman" w:eastAsia="Times New Roman" w:hAnsi="Times New Roman" w:cs="Times New Roman"/>
+          <w:b/>
+          <w:bCs/>
+          <w:kern w:val="0"/>
+          <w:sz w:val="24"/>
+          <w:szCs w:val="24"/>
+          <w:lang w:eastAsia="en-GH"/>
+          <w14:ligatures w14:val="none"/>
+        </w:rPr>
+        <w:tab/>
+      </w:r>
+      <w:r>
+        <w:rPr>
+          <w:rFonts w:ascii="Times New Roman" w:eastAsia="Times New Roman" w:hAnsi="Times New Roman" w:cs="Times New Roman"/>
+          <w:b/>
+          <w:bCs/>
+          <w:kern w:val="0"/>
+          <w:sz w:val="24"/>
+          <w:szCs w:val="24"/>
+          <w:lang w:eastAsia="en-GH"/>
+          <w14:ligatures w14:val="none"/>
+        </w:rPr>
+        <w:tab/>
+      </w:r>
+      <w:r>
+        <w:rPr>
+          <w:rFonts w:ascii="Times New Roman" w:eastAsia="Times New Roman" w:hAnsi="Times New Roman" w:cs="Times New Roman"/>
+          <w:b/>
+          <w:bCs/>
+          <w:kern w:val="0"/>
+          <w:sz w:val="24"/>
+          <w:szCs w:val="24"/>
+          <w:lang w:eastAsia="en-GH"/>
+          <w14:ligatures w14:val="none"/>
+        </w:rPr>
+        <w:tab/>
+        <w:t>April 2026</w:t>
+      </w:r>
+    </w:p>
+    <w:p>
+      <w:pPr>
+        <w:pStyle w:val="ListParagraph"/>
+        <w:numPr>
+          <w:ilvl w:val="0"/>
+          <w:numId w:val="12"/>
+        </w:numPr>
+        <w:spacing w:after="100" w:afterAutospacing="1" w:line="240" w:lineRule="auto"/>
+        <w:rPr>
+          <w:rFonts w:ascii="Times New Roman" w:eastAsia="Times New Roman" w:hAnsi="Times New Roman" w:cs="Times New Roman"/>
+          <w:kern w:val="0"/>
+          <w:sz w:val="24"/>
+          <w:szCs w:val="24"/>
+          <w:lang w:eastAsia="en-GH"/>
+          <w14:ligatures w14:val="none"/>
+        </w:rPr>
+      </w:pPr>
+      <w:r>
+        <w:rPr>
+          <w:rFonts w:ascii="Times New Roman" w:eastAsia="Times New Roman" w:hAnsi="Times New Roman" w:cs="Times New Roman"/>
+          <w:kern w:val="0"/>
+          <w:sz w:val="24"/>
+          <w:szCs w:val="24"/>
+          <w:lang w:eastAsia="en-GH"/>
+          <w14:ligatures w14:val="none"/>
+        </w:rPr>
+        <w:t>A synthetic data generation tool for generating highly configurable datasets</w:t>
+      </w:r>
+    </w:p>
+    <w:p>
+      <w:pPr>
+        <w:pStyle w:val="ListParagraph"/>
+        <w:numPr>
+          <w:ilvl w:val="0"/>
+          <w:numId w:val="12"/>
+        </w:numPr>
+        <w:spacing w:after="100" w:afterAutospacing="1" w:line="240" w:lineRule="auto"/>
+        <w:rPr>
+          <w:rFonts w:ascii="Times New Roman" w:eastAsia="Times New Roman" w:hAnsi="Times New Roman" w:cs="Times New Roman"/>
+          <w:kern w:val="0"/>
+          <w:sz w:val="24"/>
+          <w:szCs w:val="24"/>
+          <w:lang w:eastAsia="en-GH"/>
+          <w14:ligatures w14:val="none"/>
+        </w:rPr>
+      </w:pPr>
+      <w:r>
+        <w:rPr>
+          <w:rFonts w:ascii="Times New Roman" w:eastAsia="Times New Roman" w:hAnsi="Times New Roman" w:cs="Times New Roman"/>
+          <w:kern w:val="0"/>
+          <w:sz w:val="24"/>
+          <w:szCs w:val="24"/>
+          <w:lang w:eastAsia="en-GH"/>
+          <w14:ligatures w14:val="none"/>
+        </w:rPr>
+        <w:t>Implemented Celery workers and Redis</w:t>
+      </w:r>
+      <w:r>
+        <w:rPr>
+          <w:rFonts w:ascii="Times New Roman" w:eastAsia="Times New Roman" w:hAnsi="Times New Roman" w:cs="Times New Roman"/>
+          <w:kern w:val="0"/>
+          <w:sz w:val="24"/>
+          <w:szCs w:val="24"/>
+          <w:lang w:eastAsia="en-GH"/>
+          <w14:ligatures w14:val="none"/>
+        </w:rPr>
+        <w:t xml:space="preserve"> </w:t>
+      </w:r>
+      <w:r>
+        <w:rPr>
+          <w:rFonts w:ascii="Times New Roman" w:eastAsia="Times New Roman" w:hAnsi="Times New Roman" w:cs="Times New Roman"/>
+          <w:kern w:val="0"/>
+          <w:sz w:val="24"/>
+          <w:szCs w:val="24"/>
+          <w:lang w:eastAsia="en-GH"/>
+          <w14:ligatures w14:val="none"/>
+        </w:rPr>
+        <w:t>for scalable background generation and live progress.</w:t>
+      </w:r>
+    </w:p>
+    <w:p>
+      <w:pPr>
+        <w:pStyle w:val="ListParagraph"/>
+        <w:numPr>
+          <w:ilvl w:val="0"/>
+          <w:numId w:val="12"/>
+        </w:numPr>
+        <w:spacing w:after="100" w:afterAutospacing="1" w:line="240" w:lineRule="auto"/>
+        <w:rPr>
+          <w:rFonts w:ascii="Times New Roman" w:eastAsia="Times New Roman" w:hAnsi="Times New Roman" w:cs="Times New Roman"/>
+          <w:kern w:val="0"/>
+          <w:sz w:val="24"/>
+          <w:szCs w:val="24"/>
+          <w:lang w:eastAsia="en-GH"/>
+          <w14:ligatures w14:val="none"/>
+        </w:rPr>
+      </w:pPr>
+      <w:r>
+        <w:rPr>
+          <w:rFonts w:ascii="Times New Roman" w:eastAsia="Times New Roman" w:hAnsi="Times New Roman" w:cs="Times New Roman"/>
+          <w:kern w:val="0"/>
+          <w:sz w:val="24"/>
+          <w:szCs w:val="24"/>
+          <w:lang w:eastAsia="en-GH"/>
+          <w14:ligatures w14:val="none"/>
+        </w:rPr>
+        <w:t xml:space="preserve">Designed </w:t>
+      </w:r>
+      <w:r>
+        <w:rPr>
+          <w:rFonts w:ascii="Times New Roman" w:eastAsia="Times New Roman" w:hAnsi="Times New Roman" w:cs="Times New Roman"/>
+          <w:kern w:val="0"/>
+          <w:sz w:val="24"/>
+          <w:szCs w:val="24"/>
+          <w:lang w:eastAsia="en-GH"/>
+          <w14:ligatures w14:val="none"/>
+        </w:rPr>
+        <w:t xml:space="preserve">an </w:t>
+      </w:r>
+      <w:r>
+        <w:rPr>
+          <w:rFonts w:ascii="Times New Roman" w:eastAsia="Times New Roman" w:hAnsi="Times New Roman" w:cs="Times New Roman"/>
+          <w:kern w:val="0"/>
+          <w:sz w:val="24"/>
+          <w:szCs w:val="24"/>
+          <w:lang w:eastAsia="en-GH"/>
+          <w14:ligatures w14:val="none"/>
+        </w:rPr>
+        <w:t xml:space="preserve">intuitive wizard with datatype-aware fields, </w:t>
+      </w:r>
+      <w:r>
+        <w:rPr>
+          <w:rFonts w:ascii="Times New Roman" w:eastAsia="Times New Roman" w:hAnsi="Times New Roman" w:cs="Times New Roman"/>
+          <w:kern w:val="0"/>
+          <w:sz w:val="24"/>
+          <w:szCs w:val="24"/>
+          <w:lang w:eastAsia="en-GH"/>
+          <w14:ligatures w14:val="none"/>
+        </w:rPr>
+        <w:t xml:space="preserve">options, </w:t>
+      </w:r>
+      <w:r>
+        <w:rPr>
+          <w:rFonts w:ascii="Times New Roman" w:eastAsia="Times New Roman" w:hAnsi="Times New Roman" w:cs="Times New Roman"/>
+          <w:kern w:val="0"/>
+          <w:sz w:val="24"/>
+          <w:szCs w:val="24"/>
+          <w:lang w:eastAsia="en-GH"/>
+          <w14:ligatures w14:val="none"/>
+        </w:rPr>
+        <w:t>and downloads.</w:t>
+      </w:r>
+    </w:p>
+    <w:p>
+      <w:pPr>
+        <w:pStyle w:val="ListParagraph"/>
+        <w:numPr>
+          <w:ilvl w:val="0"/>
+          <w:numId w:val="12"/>
+        </w:numPr>
+        <w:spacing w:after="100" w:afterAutospacing="1" w:line="240" w:lineRule="auto"/>
+        <w:rPr>
+          <w:rFonts w:ascii="Times New Roman" w:eastAsia="Times New Roman" w:hAnsi="Times New Roman" w:cs="Times New Roman"/>
+          <w:kern w:val="0"/>
+          <w:sz w:val="24"/>
+          <w:szCs w:val="24"/>
+          <w:lang w:eastAsia="en-GH"/>
+          <w14:ligatures w14:val="none"/>
+        </w:rPr>
+      </w:pPr>
+      <w:r>
+        <w:rPr>
+          <w:rFonts w:ascii="Times New Roman" w:eastAsia="Times New Roman" w:hAnsi="Times New Roman" w:cs="Times New Roman"/>
+          <w:kern w:val="0"/>
+          <w:sz w:val="24"/>
+          <w:szCs w:val="24"/>
+          <w:lang w:eastAsia="en-GH"/>
+          <w14:ligatures w14:val="none"/>
+        </w:rPr>
+        <w:t xml:space="preserve">Ensured data fidelity with </w:t>
+      </w:r>
+      <w:proofErr w:type="spellStart"/>
+      <w:r>
+        <w:rPr>
+          <w:rFonts w:ascii="Times New Roman" w:eastAsia="Times New Roman" w:hAnsi="Times New Roman" w:cs="Times New Roman"/>
+          <w:kern w:val="0"/>
+          <w:sz w:val="24"/>
+          <w:szCs w:val="24"/>
+          <w:lang w:eastAsia="en-GH"/>
+          <w14:ligatures w14:val="none"/>
+        </w:rPr>
+        <w:t>numpy</w:t>
+      </w:r>
+      <w:proofErr w:type="spellEnd"/>
+      <w:r>
+        <w:rPr>
+          <w:rFonts w:ascii="Times New Roman" w:eastAsia="Times New Roman" w:hAnsi="Times New Roman" w:cs="Times New Roman"/>
+          <w:kern w:val="0"/>
+          <w:sz w:val="24"/>
+          <w:szCs w:val="24"/>
+          <w:lang w:eastAsia="en-GH"/>
+          <w14:ligatures w14:val="none"/>
+        </w:rPr>
+        <w:t>/Faker-based generators,</w:t>
+      </w:r>
+      <w:r>
+        <w:rPr>
+          <w:rFonts w:ascii="Times New Roman" w:eastAsia="Times New Roman" w:hAnsi="Times New Roman" w:cs="Times New Roman"/>
+          <w:kern w:val="0"/>
+          <w:sz w:val="24"/>
+          <w:szCs w:val="24"/>
+          <w:lang w:eastAsia="en-GH"/>
+          <w14:ligatures w14:val="none"/>
+        </w:rPr>
+        <w:t xml:space="preserve"> and</w:t>
+      </w:r>
+      <w:r>
+        <w:rPr>
+          <w:rFonts w:ascii="Times New Roman" w:eastAsia="Times New Roman" w:hAnsi="Times New Roman" w:cs="Times New Roman"/>
+          <w:kern w:val="0"/>
+          <w:sz w:val="24"/>
+          <w:szCs w:val="24"/>
+          <w:lang w:eastAsia="en-GH"/>
+          <w14:ligatures w14:val="none"/>
+        </w:rPr>
+        <w:t xml:space="preserve"> deterministic seeding</w:t>
+      </w:r>
+      <w:r>
+        <w:rPr>
+          <w:rFonts w:ascii="Times New Roman" w:eastAsia="Times New Roman" w:hAnsi="Times New Roman" w:cs="Times New Roman"/>
+          <w:kern w:val="0"/>
+          <w:sz w:val="24"/>
+          <w:szCs w:val="24"/>
+          <w:lang w:eastAsia="en-GH"/>
+          <w14:ligatures w14:val="none"/>
+        </w:rPr>
+        <w:t>.</w:t>
+      </w:r>
+    </w:p>
+    <w:p>
+      <w:pPr>
+        <w:spacing w:after="0"/>
+        <w:rPr>
+          <w:b/>
+          <w:bCs/>
+        </w:rPr>
+      </w:pPr>
+      <w:r>
+        <w:rPr>
+          <w:b/>
+          <w:bCs/>
+        </w:rPr>
+        <w:t xml:space="preserve">Nrf24 Firewall </w:t>
+      </w:r>
+      <w:proofErr w:type="spellStart"/>
+      <w:r>
+        <w:rPr>
+          <w:b/>
+          <w:bCs/>
+        </w:rPr>
+        <w:t>Full</w:t>
+      </w:r>
+      <w:r>
+        <w:rPr>
+          <w:b/>
+          <w:bCs/>
+        </w:rPr>
+        <w:t>S</w:t>
+      </w:r>
+      <w:r>
+        <w:rPr>
+          <w:b/>
+          <w:bCs/>
+        </w:rPr>
+        <w:t>tack</w:t>
+      </w:r>
+      <w:proofErr w:type="spellEnd"/>
+      <w:r>
+        <w:rPr>
+          <w:b/>
+          <w:bCs/>
+        </w:rPr>
+        <w:t xml:space="preserve"> </w:t>
+      </w:r>
+      <w:r>
+        <w:rPr>
+          <w:b/>
+          <w:bCs/>
+        </w:rPr>
+        <w:t>and Embedded</w:t>
+      </w:r>
+      <w:r>
+        <w:rPr>
+          <w:b/>
+          <w:bCs/>
+        </w:rPr>
+        <w:t xml:space="preserve"> | </w:t>
+      </w:r>
+      <w:hyperlink r:id="rId15" w:history="1">
+        <w:r>
+          <w:rPr>
+            <w:rStyle w:val="Hyperlink"/>
+            <w:b/>
+            <w:bCs/>
+          </w:rPr>
+          <w:t>Link</w:t>
+        </w:r>
+      </w:hyperlink>
+      <w:r>
+        <w:rPr>
+          <w:b/>
+          <w:bCs/>
+        </w:rPr>
         <w:tab/>
       </w:r>
       <w:r>
@@ -1962,7 +2337,7 @@
       <w:r>
         <w:t xml:space="preserve"> </w:t>
       </w:r>
-      <w:hyperlink r:id="rId12" w:history="1">
+      <w:hyperlink r:id="rId16" w:history="1">
         <w:r>
           <w:rPr>
             <w:rStyle w:val="Hyperlink"/>
@@ -2107,7 +2482,7 @@
       <w:r>
         <w:t xml:space="preserve"> </w:t>
       </w:r>
-      <w:hyperlink r:id="rId13" w:history="1">
+      <w:hyperlink r:id="rId17" w:history="1">
         <w:r>
           <w:rPr>
             <w:rStyle w:val="Hyperlink"/>
@@ -2164,7 +2539,7 @@
       <w:r>
         <w:t xml:space="preserve">Designed/developed an admissions management system for </w:t>
       </w:r>
-      <w:hyperlink r:id="rId14" w:history="1">
+      <w:hyperlink r:id="rId18" w:history="1">
         <w:r>
           <w:rPr>
             <w:rStyle w:val="Hyperlink"/>
@@ -2248,7 +2623,7 @@
         </w:rPr>
         <w:t xml:space="preserve"> Online Marketplace) | </w:t>
       </w:r>
-      <w:hyperlink r:id="rId15" w:history="1">
+      <w:hyperlink r:id="rId19" w:history="1">
         <w:r>
           <w:rPr>
             <w:rStyle w:val="Hyperlink"/>

--- a/new-cv.docx
+++ b/new-cv.docx
@@ -1078,35 +1078,12 @@
           <w:bCs/>
         </w:rPr>
       </w:pPr>
-      <w:proofErr w:type="spellStart"/>
-      <w:r>
-        <w:rPr>
-          <w:b/>
-          <w:bCs/>
-        </w:rPr>
-        <w:t>Afri</w:t>
-      </w:r>
-      <w:r>
-        <w:rPr>
-          <w:b/>
-          <w:bCs/>
-        </w:rPr>
-        <w:t>Learn</w:t>
-      </w:r>
-      <w:proofErr w:type="spellEnd"/>
-      <w:r>
-        <w:rPr>
-          <w:b/>
-          <w:bCs/>
-        </w:rPr>
-        <w:t xml:space="preserve"> </w:t>
-      </w:r>
-      <w:r>
-        <w:rPr>
-          <w:b/>
-          <w:bCs/>
-        </w:rPr>
-        <w:t xml:space="preserve">Digital Learning Platform </w:t>
+      <w:r>
+        <w:rPr>
+          <w:b/>
+          <w:bCs/>
+        </w:rPr>
+        <w:t xml:space="preserve">Projection Software </w:t>
       </w:r>
       <w:r>
         <w:rPr>
@@ -1165,48 +1142,35 @@
           <w:b/>
           <w:bCs/>
         </w:rPr>
-        <w:t xml:space="preserve">          </w:t>
-      </w:r>
-      <w:r>
-        <w:rPr>
-          <w:b/>
-          <w:bCs/>
-        </w:rPr>
-        <w:t xml:space="preserve">  </w:t>
-      </w:r>
-      <w:r>
-        <w:rPr>
-          <w:b/>
-          <w:bCs/>
-        </w:rPr>
-        <w:t xml:space="preserve">                </w:t>
-      </w:r>
-      <w:r>
-        <w:rPr>
-          <w:b/>
-          <w:bCs/>
-        </w:rPr>
-        <w:t>Oct 2025</w:t>
-      </w:r>
-      <w:r>
-        <w:rPr>
-          <w:b/>
-          <w:bCs/>
-        </w:rPr>
-        <w:t xml:space="preserve"> </w:t>
-      </w:r>
-      <w:r>
-        <w:rPr>
-          <w:b/>
-          <w:bCs/>
-        </w:rPr>
-        <w:t xml:space="preserve">- </w:t>
-      </w:r>
-      <w:r>
-        <w:rPr>
-          <w:b/>
-          <w:bCs/>
-        </w:rPr>
+        <w:t xml:space="preserve">                            </w:t>
+      </w:r>
+      <w:r>
+        <w:rPr>
+          <w:b/>
+          <w:bCs/>
+        </w:rPr>
+        <w:tab/>
+      </w:r>
+      <w:r>
+        <w:rPr>
+          <w:b/>
+          <w:bCs/>
+        </w:rPr>
+        <w:tab/>
+      </w:r>
+      <w:r>
+        <w:rPr>
+          <w:b/>
+          <w:bCs/>
+        </w:rPr>
+        <w:tab/>
+      </w:r>
+      <w:r>
+        <w:rPr>
+          <w:b/>
+          <w:bCs/>
+        </w:rPr>
+        <w:tab/>
         <w:t>April</w:t>
       </w:r>
       <w:r>
@@ -1226,19 +1190,7 @@
         </w:numPr>
       </w:pPr>
       <w:r>
-        <w:t>Built an offline-first</w:t>
-      </w:r>
-      <w:r>
-        <w:t xml:space="preserve"> national digital learning</w:t>
-      </w:r>
-      <w:r>
-        <w:t xml:space="preserve"> </w:t>
-      </w:r>
-      <w:r>
-        <w:t>platform for Liberia’s Ministry of Education</w:t>
-      </w:r>
-      <w:r>
-        <w:t>.</w:t>
+        <w:t>Built a desktop church projection platform using Tauri, React, and SQLite.</w:t>
       </w:r>
     </w:p>
     <w:p>
@@ -1250,7 +1202,7 @@
         </w:numPr>
       </w:pPr>
       <w:r>
-        <w:t>System includes easy-to-deploy hardware ‘boxes’ deployable in low connectivity areas.</w:t>
+        <w:t>Developed a real-time dual-window projection and display engine.</w:t>
       </w:r>
     </w:p>
     <w:p>
@@ -1271,25 +1223,209 @@
         </w:rPr>
       </w:pPr>
       <w:r>
-        <w:t xml:space="preserve">Automatic updation and </w:t>
-      </w:r>
-      <w:r>
-        <w:t>sync</w:t>
-      </w:r>
-      <w:r>
-        <w:t>hronization</w:t>
-      </w:r>
-      <w:r>
-        <w:t xml:space="preserve"> of educational content (videos, </w:t>
-      </w:r>
-      <w:r>
-        <w:t xml:space="preserve">Audio, </w:t>
-      </w:r>
-      <w:r>
-        <w:t>PDFs, etc.)</w:t>
-      </w:r>
-      <w:r>
+        <w:rPr>
+          <w:rFonts w:ascii="Times New Roman" w:eastAsia="Times New Roman" w:hAnsi="Times New Roman" w:cs="Times New Roman"/>
+          <w:kern w:val="0"/>
+          <w:sz w:val="24"/>
+          <w:szCs w:val="24"/>
+          <w:lang w:eastAsia="en-GH"/>
+          <w14:ligatures w14:val="none"/>
+        </w:rPr>
+        <w:t>Engineered offline content management for scriptures, hymns, and announcements</w:t>
+      </w:r>
+      <w:r>
+        <w:rPr>
+          <w:rFonts w:ascii="Times New Roman" w:eastAsia="Times New Roman" w:hAnsi="Times New Roman" w:cs="Times New Roman"/>
+          <w:kern w:val="0"/>
+          <w:sz w:val="24"/>
+          <w:szCs w:val="24"/>
+          <w:lang w:eastAsia="en-GH"/>
+          <w14:ligatures w14:val="none"/>
+        </w:rPr>
         <w:t>.</w:t>
+      </w:r>
+    </w:p>
+    <w:p>
+      <w:pPr>
+        <w:spacing w:after="0"/>
+        <w:rPr>
+          <w:b/>
+          <w:bCs/>
+        </w:rPr>
+      </w:pPr>
+      <w:proofErr w:type="spellStart"/>
+      <w:r>
+        <w:rPr>
+          <w:b/>
+          <w:bCs/>
+        </w:rPr>
+        <w:t>Afri</w:t>
+      </w:r>
+      <w:r>
+        <w:rPr>
+          <w:b/>
+          <w:bCs/>
+        </w:rPr>
+        <w:t>Learn</w:t>
+      </w:r>
+      <w:proofErr w:type="spellEnd"/>
+      <w:r>
+        <w:rPr>
+          <w:b/>
+          <w:bCs/>
+        </w:rPr>
+        <w:t xml:space="preserve"> </w:t>
+      </w:r>
+      <w:r>
+        <w:rPr>
+          <w:b/>
+          <w:bCs/>
+        </w:rPr>
+        <w:t xml:space="preserve">Digital Learning Platform </w:t>
+      </w:r>
+      <w:r>
+        <w:rPr>
+          <w:b/>
+          <w:bCs/>
+        </w:rPr>
+        <w:t xml:space="preserve">| </w:t>
+      </w:r>
+      <w:hyperlink r:id="rId13" w:history="1">
+        <w:r>
+          <w:rPr>
+            <w:rStyle w:val="Hyperlink"/>
+            <w:b/>
+            <w:bCs/>
+          </w:rPr>
+          <w:t>Link</w:t>
+        </w:r>
+      </w:hyperlink>
+      <w:r>
+        <w:rPr>
+          <w:b/>
+          <w:bCs/>
+        </w:rPr>
+        <w:t xml:space="preserve"> </w:t>
+      </w:r>
+      <w:r>
+        <w:rPr>
+          <w:b/>
+          <w:bCs/>
+        </w:rPr>
+        <w:tab/>
+      </w:r>
+      <w:r>
+        <w:rPr>
+          <w:b/>
+          <w:bCs/>
+        </w:rPr>
+        <w:tab/>
+      </w:r>
+      <w:r>
+        <w:rPr>
+          <w:b/>
+          <w:bCs/>
+        </w:rPr>
+        <w:tab/>
+      </w:r>
+      <w:r>
+        <w:rPr>
+          <w:b/>
+          <w:bCs/>
+        </w:rPr>
+        <w:tab/>
+      </w:r>
+      <w:r>
+        <w:rPr>
+          <w:b/>
+          <w:bCs/>
+        </w:rPr>
+        <w:t xml:space="preserve">          </w:t>
+      </w:r>
+      <w:r>
+        <w:rPr>
+          <w:b/>
+          <w:bCs/>
+        </w:rPr>
+        <w:t xml:space="preserve">  </w:t>
+      </w:r>
+      <w:r>
+        <w:rPr>
+          <w:b/>
+          <w:bCs/>
+        </w:rPr>
+        <w:t xml:space="preserve">                </w:t>
+      </w:r>
+      <w:r>
+        <w:rPr>
+          <w:b/>
+          <w:bCs/>
+        </w:rPr>
+        <w:t>Oct 2025</w:t>
+      </w:r>
+      <w:r>
+        <w:rPr>
+          <w:b/>
+          <w:bCs/>
+        </w:rPr>
+        <w:t xml:space="preserve"> </w:t>
+      </w:r>
+      <w:r>
+        <w:rPr>
+          <w:b/>
+          <w:bCs/>
+        </w:rPr>
+        <w:t xml:space="preserve">- </w:t>
+      </w:r>
+      <w:r>
+        <w:rPr>
+          <w:b/>
+          <w:bCs/>
+        </w:rPr>
+        <w:t>April</w:t>
+      </w:r>
+      <w:r>
+        <w:rPr>
+          <w:b/>
+          <w:bCs/>
+        </w:rPr>
+        <w:t xml:space="preserve"> 2026</w:t>
+      </w:r>
+    </w:p>
+    <w:p>
+      <w:pPr>
+        <w:pStyle w:val="ListParagraph"/>
+        <w:numPr>
+          <w:ilvl w:val="0"/>
+          <w:numId w:val="9"/>
+        </w:numPr>
+      </w:pPr>
+      <w:r>
+        <w:t>Built an offline-first</w:t>
+      </w:r>
+      <w:r>
+        <w:t xml:space="preserve"> national digital learning</w:t>
+      </w:r>
+      <w:r>
+        <w:t xml:space="preserve"> </w:t>
+      </w:r>
+      <w:r>
+        <w:t>platform for Liberia’s Ministry of Education</w:t>
+      </w:r>
+      <w:r>
+        <w:t>.</w:t>
+      </w:r>
+    </w:p>
+    <w:p>
+      <w:pPr>
+        <w:pStyle w:val="ListParagraph"/>
+        <w:numPr>
+          <w:ilvl w:val="0"/>
+          <w:numId w:val="9"/>
+        </w:numPr>
+      </w:pPr>
+      <w:r>
+        <w:t>System includes easy-to-deploy hardware ‘boxes’ deployable in low connectivity areas.</w:t>
       </w:r>
     </w:p>
     <w:p>
@@ -1310,6 +1446,35 @@
         </w:rPr>
       </w:pPr>
       <w:r>
+        <w:t xml:space="preserve">Automatic updation and </w:t>
+      </w:r>
+      <w:r>
+        <w:t>sync</w:t>
+      </w:r>
+      <w:r>
+        <w:t>hronization</w:t>
+      </w:r>
+      <w:r>
+        <w:t xml:space="preserve"> of educational content (videos, </w:t>
+      </w:r>
+      <w:r>
+        <w:t xml:space="preserve">Audio, </w:t>
+      </w:r>
+      <w:r>
+        <w:t>PDFs, etc.)</w:t>
+      </w:r>
+      <w:r>
+        <w:t>.</w:t>
+      </w:r>
+    </w:p>
+    <w:p>
+      <w:pPr>
+        <w:pStyle w:val="ListParagraph"/>
+        <w:numPr>
+          <w:ilvl w:val="0"/>
+          <w:numId w:val="9"/>
+        </w:numPr>
+        <w:spacing w:before="100" w:beforeAutospacing="1" w:after="100" w:afterAutospacing="1" w:line="240" w:lineRule="auto"/>
         <w:rPr>
           <w:rFonts w:ascii="Times New Roman" w:eastAsia="Times New Roman" w:hAnsi="Times New Roman" w:cs="Times New Roman"/>
           <w:kern w:val="0"/>
@@ -1318,8 +1483,7 @@
           <w:lang w:eastAsia="en-GH"/>
           <w14:ligatures w14:val="none"/>
         </w:rPr>
-        <w:t>Uses LLM to suggest and generate personalized lessons and assessments for learners</w:t>
-      </w:r>
+      </w:pPr>
       <w:r>
         <w:rPr>
           <w:rFonts w:ascii="Times New Roman" w:eastAsia="Times New Roman" w:hAnsi="Times New Roman" w:cs="Times New Roman"/>
@@ -1329,12 +1493,9 @@
           <w:lang w:eastAsia="en-GH"/>
           <w14:ligatures w14:val="none"/>
         </w:rPr>
-        <w:t>.</w:t>
-      </w:r>
-    </w:p>
-    <w:p>
-      <w:pPr>
-        <w:spacing w:before="100" w:beforeAutospacing="1" w:after="0" w:line="240" w:lineRule="auto"/>
+        <w:t>Uses LLM to suggest and generate personalized lessons and assessments for learners</w:t>
+      </w:r>
+      <w:r>
         <w:rPr>
           <w:rFonts w:ascii="Times New Roman" w:eastAsia="Times New Roman" w:hAnsi="Times New Roman" w:cs="Times New Roman"/>
           <w:kern w:val="0"/>
@@ -1343,141 +1504,95 @@
           <w:lang w:eastAsia="en-GH"/>
           <w14:ligatures w14:val="none"/>
         </w:rPr>
+        <w:t>.</w:t>
+      </w:r>
+    </w:p>
+    <w:p>
+      <w:pPr>
+        <w:spacing w:before="100" w:beforeAutospacing="1" w:after="0" w:line="240" w:lineRule="auto"/>
+        <w:rPr>
+          <w:b/>
+          <w:bCs/>
+        </w:rPr>
       </w:pPr>
       <w:proofErr w:type="spellStart"/>
       <w:r>
         <w:rPr>
-          <w:rFonts w:ascii="Times New Roman" w:eastAsia="Times New Roman" w:hAnsi="Times New Roman" w:cs="Times New Roman"/>
-          <w:b/>
-          <w:bCs/>
-          <w:kern w:val="0"/>
-          <w:sz w:val="24"/>
-          <w:szCs w:val="24"/>
-          <w:lang w:eastAsia="en-GH"/>
-          <w14:ligatures w14:val="none"/>
-        </w:rPr>
+          <w:b/>
+          <w:bCs/>
+        </w:rPr>
+        <w:lastRenderedPageBreak/>
         <w:t>APanel</w:t>
       </w:r>
       <w:proofErr w:type="spellEnd"/>
       <w:r>
         <w:rPr>
-          <w:rFonts w:ascii="Times New Roman" w:eastAsia="Times New Roman" w:hAnsi="Times New Roman" w:cs="Times New Roman"/>
-          <w:b/>
-          <w:bCs/>
-          <w:kern w:val="0"/>
-          <w:sz w:val="24"/>
-          <w:szCs w:val="24"/>
-          <w:lang w:eastAsia="en-GH"/>
-          <w14:ligatures w14:val="none"/>
+          <w:b/>
+          <w:bCs/>
         </w:rPr>
         <w:t xml:space="preserve"> Cloud Deployment Platform</w:t>
       </w:r>
       <w:r>
         <w:rPr>
-          <w:rFonts w:ascii="Times New Roman" w:eastAsia="Times New Roman" w:hAnsi="Times New Roman" w:cs="Times New Roman"/>
-          <w:b/>
-          <w:bCs/>
-          <w:kern w:val="0"/>
-          <w:sz w:val="24"/>
-          <w:szCs w:val="24"/>
-          <w:lang w:eastAsia="en-GH"/>
-          <w14:ligatures w14:val="none"/>
-        </w:rPr>
-        <w:t xml:space="preserve"> | </w:t>
-      </w:r>
-      <w:hyperlink r:id="rId13" w:history="1">
-        <w:r>
-          <w:rPr>
-            <w:rStyle w:val="Hyperlink"/>
-            <w:rFonts w:ascii="Times New Roman" w:eastAsia="Times New Roman" w:hAnsi="Times New Roman" w:cs="Times New Roman"/>
-            <w:b/>
-            <w:bCs/>
-            <w:kern w:val="0"/>
-            <w:sz w:val="24"/>
-            <w:szCs w:val="24"/>
-            <w:lang w:eastAsia="en-GH"/>
-            <w14:ligatures w14:val="none"/>
-          </w:rPr>
-          <w:t>Link</w:t>
-        </w:r>
-      </w:hyperlink>
-      <w:r>
-        <w:rPr>
-          <w:rFonts w:ascii="Times New Roman" w:eastAsia="Times New Roman" w:hAnsi="Times New Roman" w:cs="Times New Roman"/>
-          <w:b/>
-          <w:bCs/>
-          <w:kern w:val="0"/>
-          <w:sz w:val="24"/>
-          <w:szCs w:val="24"/>
-          <w:lang w:eastAsia="en-GH"/>
-          <w14:ligatures w14:val="none"/>
-        </w:rPr>
-        <w:tab/>
-      </w:r>
-      <w:r>
-        <w:rPr>
-          <w:rFonts w:ascii="Times New Roman" w:eastAsia="Times New Roman" w:hAnsi="Times New Roman" w:cs="Times New Roman"/>
-          <w:b/>
-          <w:bCs/>
-          <w:kern w:val="0"/>
-          <w:sz w:val="24"/>
-          <w:szCs w:val="24"/>
-          <w:lang w:eastAsia="en-GH"/>
-          <w14:ligatures w14:val="none"/>
-        </w:rPr>
-        <w:tab/>
-      </w:r>
-      <w:r>
-        <w:rPr>
-          <w:rFonts w:ascii="Times New Roman" w:eastAsia="Times New Roman" w:hAnsi="Times New Roman" w:cs="Times New Roman"/>
-          <w:b/>
-          <w:bCs/>
-          <w:kern w:val="0"/>
-          <w:sz w:val="24"/>
-          <w:szCs w:val="24"/>
-          <w:lang w:eastAsia="en-GH"/>
-          <w14:ligatures w14:val="none"/>
-        </w:rPr>
-        <w:tab/>
-      </w:r>
-      <w:r>
-        <w:rPr>
-          <w:rFonts w:ascii="Times New Roman" w:eastAsia="Times New Roman" w:hAnsi="Times New Roman" w:cs="Times New Roman"/>
-          <w:b/>
-          <w:bCs/>
-          <w:kern w:val="0"/>
-          <w:sz w:val="24"/>
-          <w:szCs w:val="24"/>
-          <w:lang w:eastAsia="en-GH"/>
-          <w14:ligatures w14:val="none"/>
-        </w:rPr>
-        <w:tab/>
-      </w:r>
-      <w:r>
-        <w:rPr>
-          <w:rFonts w:ascii="Times New Roman" w:eastAsia="Times New Roman" w:hAnsi="Times New Roman" w:cs="Times New Roman"/>
-          <w:b/>
-          <w:bCs/>
-          <w:kern w:val="0"/>
-          <w:sz w:val="24"/>
-          <w:szCs w:val="24"/>
-          <w:lang w:eastAsia="en-GH"/>
-          <w14:ligatures w14:val="none"/>
-        </w:rPr>
-        <w:tab/>
-      </w:r>
-      <w:r>
-        <w:rPr>
-          <w:rFonts w:ascii="Times New Roman" w:eastAsia="Times New Roman" w:hAnsi="Times New Roman" w:cs="Times New Roman"/>
-          <w:b/>
-          <w:bCs/>
-          <w:kern w:val="0"/>
-          <w:sz w:val="24"/>
-          <w:szCs w:val="24"/>
-          <w:lang w:eastAsia="en-GH"/>
-          <w14:ligatures w14:val="none"/>
-        </w:rPr>
-        <w:tab/>
+          <w:b/>
+          <w:bCs/>
+        </w:rPr>
+        <w:tab/>
+      </w:r>
+      <w:r>
+        <w:rPr>
+          <w:b/>
+          <w:bCs/>
+        </w:rPr>
+        <w:tab/>
+      </w:r>
+      <w:r>
+        <w:rPr>
+          <w:b/>
+          <w:bCs/>
+        </w:rPr>
+        <w:tab/>
+      </w:r>
+      <w:r>
+        <w:rPr>
+          <w:b/>
+          <w:bCs/>
+        </w:rPr>
+        <w:tab/>
+      </w:r>
+      <w:r>
+        <w:rPr>
+          <w:b/>
+          <w:bCs/>
+        </w:rPr>
+        <w:tab/>
+      </w:r>
+      <w:r>
+        <w:rPr>
+          <w:b/>
+          <w:bCs/>
+        </w:rPr>
+        <w:tab/>
+      </w:r>
+      <w:r>
+        <w:rPr>
+          <w:b/>
+          <w:bCs/>
+        </w:rPr>
+        <w:t xml:space="preserve">                  </w:t>
+      </w:r>
+      <w:r>
+        <w:rPr>
+          <w:b/>
+          <w:bCs/>
+        </w:rPr>
+        <w:tab/>
+      </w:r>
+      <w:r>
+        <w:rPr>
+          <w:b/>
+          <w:bCs/>
+        </w:rPr>
         <w:t>April 2026</w:t>
       </w:r>
     </w:p>
@@ -1489,6 +1604,53 @@
           <w:numId w:val="12"/>
         </w:numPr>
         <w:spacing w:after="100" w:afterAutospacing="1" w:line="240" w:lineRule="auto"/>
+      </w:pPr>
+      <w:r>
+        <w:t>Built a VPS deployment dashboard for apps, servers, env variables, pipelines, and live logs.</w:t>
+      </w:r>
+    </w:p>
+    <w:p>
+      <w:pPr>
+        <w:pStyle w:val="ListParagraph"/>
+        <w:numPr>
+          <w:ilvl w:val="0"/>
+          <w:numId w:val="12"/>
+        </w:numPr>
+        <w:spacing w:after="100" w:afterAutospacing="1" w:line="240" w:lineRule="auto"/>
+      </w:pPr>
+      <w:r>
+        <w:t>Added GitHub repo import, source uploads, OAuth callback, and server onboarding flows.</w:t>
+      </w:r>
+    </w:p>
+    <w:p>
+      <w:pPr>
+        <w:pStyle w:val="ListParagraph"/>
+        <w:numPr>
+          <w:ilvl w:val="0"/>
+          <w:numId w:val="12"/>
+        </w:numPr>
+        <w:spacing w:after="100" w:afterAutospacing="1" w:line="240" w:lineRule="auto"/>
+      </w:pPr>
+      <w:r>
+        <w:t>Connected backend metrics, deployment log hydration, and WebSocket event ingestion.</w:t>
+      </w:r>
+    </w:p>
+    <w:p>
+      <w:pPr>
+        <w:pStyle w:val="ListParagraph"/>
+        <w:numPr>
+          <w:ilvl w:val="0"/>
+          <w:numId w:val="12"/>
+        </w:numPr>
+        <w:spacing w:after="100" w:afterAutospacing="1" w:line="240" w:lineRule="auto"/>
+      </w:pPr>
+      <w:r>
+        <w:t>Orchestrated setup for packages, DB, domains, SSL, service restarts, and health checks.</w:t>
+      </w:r>
+    </w:p>
+    <w:p>
+      <w:pPr>
+        <w:spacing w:before="100" w:beforeAutospacing="1" w:after="0" w:line="240" w:lineRule="auto"/>
         <w:rPr>
           <w:rFonts w:ascii="Times New Roman" w:eastAsia="Times New Roman" w:hAnsi="Times New Roman" w:cs="Times New Roman"/>
           <w:kern w:val="0"/>
@@ -1498,218 +1660,18 @@
           <w14:ligatures w14:val="none"/>
         </w:rPr>
       </w:pPr>
+      <w:proofErr w:type="spellStart"/>
       <w:r>
         <w:rPr>
           <w:rFonts w:ascii="Times New Roman" w:eastAsia="Times New Roman" w:hAnsi="Times New Roman" w:cs="Times New Roman"/>
+          <w:b/>
+          <w:bCs/>
           <w:kern w:val="0"/>
           <w:sz w:val="24"/>
           <w:szCs w:val="24"/>
           <w:lang w:eastAsia="en-GH"/>
           <w14:ligatures w14:val="none"/>
         </w:rPr>
-        <w:t>Built a VPS deployment dashboard for apps, servers, env variables, pipelines, and live logs.</w:t>
-      </w:r>
-    </w:p>
-    <w:p>
-      <w:pPr>
-        <w:pStyle w:val="ListParagraph"/>
-        <w:numPr>
-          <w:ilvl w:val="0"/>
-          <w:numId w:val="12"/>
-        </w:numPr>
-        <w:spacing w:after="100" w:afterAutospacing="1" w:line="240" w:lineRule="auto"/>
-        <w:rPr>
-          <w:rFonts w:ascii="Times New Roman" w:eastAsia="Times New Roman" w:hAnsi="Times New Roman" w:cs="Times New Roman"/>
-          <w:kern w:val="0"/>
-          <w:sz w:val="24"/>
-          <w:szCs w:val="24"/>
-          <w:lang w:eastAsia="en-GH"/>
-          <w14:ligatures w14:val="none"/>
-        </w:rPr>
-      </w:pPr>
-      <w:r>
-        <w:rPr>
-          <w:rFonts w:ascii="Times New Roman" w:eastAsia="Times New Roman" w:hAnsi="Times New Roman" w:cs="Times New Roman"/>
-          <w:kern w:val="0"/>
-          <w:sz w:val="24"/>
-          <w:szCs w:val="24"/>
-          <w:lang w:eastAsia="en-GH"/>
-          <w14:ligatures w14:val="none"/>
-        </w:rPr>
-        <w:t>Added GitHub repo import, source uploads, OAuth callback, and server onboarding flows</w:t>
-      </w:r>
-      <w:r>
-        <w:rPr>
-          <w:rFonts w:ascii="Times New Roman" w:eastAsia="Times New Roman" w:hAnsi="Times New Roman" w:cs="Times New Roman"/>
-          <w:kern w:val="0"/>
-          <w:sz w:val="24"/>
-          <w:szCs w:val="24"/>
-          <w:lang w:eastAsia="en-GH"/>
-          <w14:ligatures w14:val="none"/>
-        </w:rPr>
-        <w:t>.</w:t>
-      </w:r>
-    </w:p>
-    <w:p>
-      <w:pPr>
-        <w:pStyle w:val="ListParagraph"/>
-        <w:numPr>
-          <w:ilvl w:val="0"/>
-          <w:numId w:val="12"/>
-        </w:numPr>
-        <w:spacing w:after="100" w:afterAutospacing="1" w:line="240" w:lineRule="auto"/>
-        <w:rPr>
-          <w:rFonts w:ascii="Times New Roman" w:eastAsia="Times New Roman" w:hAnsi="Times New Roman" w:cs="Times New Roman"/>
-          <w:kern w:val="0"/>
-          <w:sz w:val="24"/>
-          <w:szCs w:val="24"/>
-          <w:lang w:eastAsia="en-GH"/>
-          <w14:ligatures w14:val="none"/>
-        </w:rPr>
-      </w:pPr>
-      <w:r>
-        <w:rPr>
-          <w:rFonts w:ascii="Times New Roman" w:eastAsia="Times New Roman" w:hAnsi="Times New Roman" w:cs="Times New Roman"/>
-          <w:kern w:val="0"/>
-          <w:sz w:val="24"/>
-          <w:szCs w:val="24"/>
-          <w:lang w:eastAsia="en-GH"/>
-          <w14:ligatures w14:val="none"/>
-        </w:rPr>
-        <w:t xml:space="preserve">Connected backend metrics, deployment log hydration, </w:t>
-      </w:r>
-      <w:r>
-        <w:rPr>
-          <w:rFonts w:ascii="Times New Roman" w:eastAsia="Times New Roman" w:hAnsi="Times New Roman" w:cs="Times New Roman"/>
-          <w:kern w:val="0"/>
-          <w:sz w:val="24"/>
-          <w:szCs w:val="24"/>
-          <w:lang w:eastAsia="en-GH"/>
-          <w14:ligatures w14:val="none"/>
-        </w:rPr>
-        <w:t xml:space="preserve">and </w:t>
-      </w:r>
-      <w:r>
-        <w:rPr>
-          <w:rFonts w:ascii="Times New Roman" w:eastAsia="Times New Roman" w:hAnsi="Times New Roman" w:cs="Times New Roman"/>
-          <w:kern w:val="0"/>
-          <w:sz w:val="24"/>
-          <w:szCs w:val="24"/>
-          <w:lang w:eastAsia="en-GH"/>
-          <w14:ligatures w14:val="none"/>
-        </w:rPr>
-        <w:t>WebSocket event ingestion</w:t>
-      </w:r>
-      <w:r>
-        <w:rPr>
-          <w:rFonts w:ascii="Times New Roman" w:eastAsia="Times New Roman" w:hAnsi="Times New Roman" w:cs="Times New Roman"/>
-          <w:kern w:val="0"/>
-          <w:sz w:val="24"/>
-          <w:szCs w:val="24"/>
-          <w:lang w:eastAsia="en-GH"/>
-          <w14:ligatures w14:val="none"/>
-        </w:rPr>
-        <w:t>.</w:t>
-      </w:r>
-    </w:p>
-    <w:p>
-      <w:pPr>
-        <w:pStyle w:val="ListParagraph"/>
-        <w:numPr>
-          <w:ilvl w:val="0"/>
-          <w:numId w:val="12"/>
-        </w:numPr>
-        <w:spacing w:after="100" w:afterAutospacing="1" w:line="240" w:lineRule="auto"/>
-        <w:rPr>
-          <w:rFonts w:ascii="Times New Roman" w:eastAsia="Times New Roman" w:hAnsi="Times New Roman" w:cs="Times New Roman"/>
-          <w:kern w:val="0"/>
-          <w:sz w:val="24"/>
-          <w:szCs w:val="24"/>
-          <w:lang w:eastAsia="en-GH"/>
-          <w14:ligatures w14:val="none"/>
-        </w:rPr>
-      </w:pPr>
-      <w:r>
-        <w:rPr>
-          <w:rFonts w:ascii="Times New Roman" w:eastAsia="Times New Roman" w:hAnsi="Times New Roman" w:cs="Times New Roman"/>
-          <w:kern w:val="0"/>
-          <w:sz w:val="24"/>
-          <w:szCs w:val="24"/>
-          <w:lang w:eastAsia="en-GH"/>
-          <w14:ligatures w14:val="none"/>
-        </w:rPr>
-        <w:t>Orchestrated</w:t>
-      </w:r>
-      <w:r>
-        <w:rPr>
-          <w:rFonts w:ascii="Times New Roman" w:eastAsia="Times New Roman" w:hAnsi="Times New Roman" w:cs="Times New Roman"/>
-          <w:kern w:val="0"/>
-          <w:sz w:val="24"/>
-          <w:szCs w:val="24"/>
-          <w:lang w:eastAsia="en-GH"/>
-          <w14:ligatures w14:val="none"/>
-        </w:rPr>
-        <w:t xml:space="preserve"> setup for packages, </w:t>
-      </w:r>
-      <w:r>
-        <w:rPr>
-          <w:rFonts w:ascii="Times New Roman" w:eastAsia="Times New Roman" w:hAnsi="Times New Roman" w:cs="Times New Roman"/>
-          <w:kern w:val="0"/>
-          <w:sz w:val="24"/>
-          <w:szCs w:val="24"/>
-          <w:lang w:eastAsia="en-GH"/>
-          <w14:ligatures w14:val="none"/>
-        </w:rPr>
-        <w:t>DB</w:t>
-      </w:r>
-      <w:r>
-        <w:rPr>
-          <w:rFonts w:ascii="Times New Roman" w:eastAsia="Times New Roman" w:hAnsi="Times New Roman" w:cs="Times New Roman"/>
-          <w:kern w:val="0"/>
-          <w:sz w:val="24"/>
-          <w:szCs w:val="24"/>
-          <w:lang w:eastAsia="en-GH"/>
-          <w14:ligatures w14:val="none"/>
-        </w:rPr>
-        <w:t>, domains, SSL, service restarts, and health checks</w:t>
-      </w:r>
-      <w:r>
-        <w:rPr>
-          <w:rFonts w:ascii="Times New Roman" w:eastAsia="Times New Roman" w:hAnsi="Times New Roman" w:cs="Times New Roman"/>
-          <w:kern w:val="0"/>
-          <w:sz w:val="24"/>
-          <w:szCs w:val="24"/>
-          <w:lang w:eastAsia="en-GH"/>
-          <w14:ligatures w14:val="none"/>
-        </w:rPr>
-        <w:t>.</w:t>
-      </w:r>
-    </w:p>
-    <w:p>
-      <w:pPr>
-        <w:spacing w:before="100" w:beforeAutospacing="1" w:after="0" w:line="240" w:lineRule="auto"/>
-        <w:rPr>
-          <w:rFonts w:ascii="Times New Roman" w:eastAsia="Times New Roman" w:hAnsi="Times New Roman" w:cs="Times New Roman"/>
-          <w:kern w:val="0"/>
-          <w:sz w:val="24"/>
-          <w:szCs w:val="24"/>
-          <w:lang w:eastAsia="en-GH"/>
-          <w14:ligatures w14:val="none"/>
-        </w:rPr>
-      </w:pPr>
-      <w:proofErr w:type="spellStart"/>
-      <w:r>
-        <w:rPr>
-          <w:rFonts w:ascii="Times New Roman" w:eastAsia="Times New Roman" w:hAnsi="Times New Roman" w:cs="Times New Roman"/>
-          <w:b/>
-          <w:bCs/>
-          <w:kern w:val="0"/>
-          <w:sz w:val="24"/>
-          <w:szCs w:val="24"/>
-          <w:lang w:eastAsia="en-GH"/>
-          <w14:ligatures w14:val="none"/>
-        </w:rPr>
-        <w:lastRenderedPageBreak/>
         <w:t>Synther</w:t>
       </w:r>
       <w:proofErr w:type="spellEnd"/>
